--- a/cv-download/Trinity_Pei_GIS.docx
+++ b/cv-download/Trinity_Pei_GIS.docx
@@ -1,6 +1,6 @@
 
 <file path=word/document.xml><?xml version="1.0" encoding="utf-8"?>
-<w:document xmlns:wpc="http://schemas.microsoft.com/office/word/2010/wordprocessingCanvas" xmlns:mc="http://schemas.openxmlformats.org/markup-compatibility/2006" xmlns:o="urn:schemas-microsoft-com:office:office" xmlns:r="http://schemas.openxmlformats.org/officeDocument/2006/relationships" xmlns:m="http://schemas.openxmlformats.org/officeDocument/2006/math" xmlns:v="urn:schemas-microsoft-com:vml" xmlns:wp14="http://schemas.microsoft.com/office/word/2010/wordprocessingDrawing" xmlns:wp="http://schemas.openxmlformats.org/drawingml/2006/wordprocessingDrawing" xmlns:w10="urn:schemas-microsoft-com:office:word" xmlns:w="http://schemas.openxmlformats.org/wordprocessingml/2006/main" xmlns:w14="http://schemas.microsoft.com/office/word/2010/wordml" xmlns:w15="http://schemas.microsoft.com/office/word/2012/wordml" xmlns:wpg="http://schemas.microsoft.com/office/word/2010/wordprocessingGroup" xmlns:wpi="http://schemas.microsoft.com/office/word/2010/wordprocessingInk" xmlns:wne="http://schemas.microsoft.com/office/word/2006/wordml" xmlns:wps="http://schemas.microsoft.com/office/word/2010/wordprocessingShape" xmlns:cx="http://schemas.microsoft.com/office/drawing/2014/chartex" xmlns:cx1="http://schemas.microsoft.com/office/drawing/2015/9/8/chartex" xmlns:cx2="http://schemas.microsoft.com/office/drawing/2015/10/21/chartex" xmlns:cx3="http://schemas.microsoft.com/office/drawing/2016/5/9/chartex" xmlns:cx4="http://schemas.microsoft.com/office/drawing/2016/5/10/chartex" xmlns:cx5="http://schemas.microsoft.com/office/drawing/2016/5/11/chartex" xmlns:cx6="http://schemas.microsoft.com/office/drawing/2016/5/12/chartex" xmlns:cx7="http://schemas.microsoft.com/office/drawing/2016/5/13/chartex" xmlns:cx8="http://schemas.microsoft.com/office/drawing/2016/5/14/chartex" xmlns:aink="http://schemas.microsoft.com/office/drawing/2016/ink" xmlns:am3d="http://schemas.microsoft.com/office/drawing/2017/model3d" xmlns:w16cex="http://schemas.microsoft.com/office/word/2018/wordml/cex" xmlns:w16cid="http://schemas.microsoft.com/office/word/2016/wordml/cid" xmlns:w16="http://schemas.microsoft.com/office/word/2018/wordml" xmlns:w16sdtdh="http://schemas.microsoft.com/office/word/2020/wordml/sdtdatahash" xmlns:w16se="http://schemas.microsoft.com/office/word/2015/wordml/symex" mc:Ignorable="w14 w15 wp14">
+<w:document xmlns:wpc="http://schemas.microsoft.com/office/word/2010/wordprocessingCanvas" xmlns:cx="http://schemas.microsoft.com/office/drawing/2014/chartex" xmlns:cx1="http://schemas.microsoft.com/office/drawing/2015/9/8/chartex" xmlns:cx2="http://schemas.microsoft.com/office/drawing/2015/10/21/chartex" xmlns:cx3="http://schemas.microsoft.com/office/drawing/2016/5/9/chartex" xmlns:cx4="http://schemas.microsoft.com/office/drawing/2016/5/10/chartex" xmlns:cx5="http://schemas.microsoft.com/office/drawing/2016/5/11/chartex" xmlns:cx6="http://schemas.microsoft.com/office/drawing/2016/5/12/chartex" xmlns:cx7="http://schemas.microsoft.com/office/drawing/2016/5/13/chartex" xmlns:cx8="http://schemas.microsoft.com/office/drawing/2016/5/14/chartex" xmlns:mc="http://schemas.openxmlformats.org/markup-compatibility/2006" xmlns:m="http://schemas.openxmlformats.org/officeDocument/2006/math" xmlns:aink="http://schemas.microsoft.com/office/drawing/2016/ink" xmlns:am3d="http://schemas.microsoft.com/office/drawing/2017/model3d" xmlns:oel="http://schemas.microsoft.com/office/2019/extlst" xmlns:r="http://schemas.openxmlformats.org/officeDocument/2006/relationships" xmlns:wp14="http://schemas.microsoft.com/office/word/2010/wordprocessingDrawing" xmlns:wp="http://schemas.openxmlformats.org/drawingml/2006/wordprocessingDrawing" xmlns:wpg="http://schemas.microsoft.com/office/word/2010/wordprocessingGroup" xmlns:wpi="http://schemas.microsoft.com/office/word/2010/wordprocessingInk" xmlns:wps="http://schemas.microsoft.com/office/word/2010/wordprocessingShape" xmlns:o="urn:schemas-microsoft-com:office:office" xmlns:v="urn:schemas-microsoft-com:vml" xmlns:w10="urn:schemas-microsoft-com:office:word" xmlns:w="http://schemas.openxmlformats.org/wordprocessingml/2006/main" xmlns:w14="http://schemas.microsoft.com/office/word/2010/wordml" xmlns:w15="http://schemas.microsoft.com/office/word/2012/wordml" xmlns:w16cei="http://schemas.microsoft.com/office/word/2026/wordml/cei" xmlns:w16cex="http://schemas.microsoft.com/office/word/2018/wordml/cex" xmlns:w16cid="http://schemas.microsoft.com/office/word/2016/wordml/cid" xmlns:w16="http://schemas.microsoft.com/office/word/2018/wordml" xmlns:w16sdtdh="http://schemas.microsoft.com/office/word/2020/wordml/sdtdatahash" xmlns:w16sdtfl="http://schemas.microsoft.com/office/word/2024/wordml/sdtformatlock" xmlns:w16se="http://schemas.microsoft.com/office/word/2015/wordml/symex" xmlns:w16du="http://schemas.microsoft.com/office/word/2023/wordml/word16du" xmlns:wne="http://schemas.microsoft.com/office/word/2006/wordml" mc:Ignorable="w14 w15 w16se w16cid w16 w16cex w16sdtdh w16sdtfl w16du wp14">
   <w:body>
     <w:p>
       <w:pPr>
@@ -15,7 +15,7 @@
           <w:sz w:val="40"/>
           <w:szCs w:val="40"/>
         </w:rPr>
-        <w:t xml:space="preserve">Trinity Pei</w:t>
+        <w:t>Trinity Pei</w:t>
       </w:r>
     </w:p>
     <w:p>
@@ -31,7 +31,7 @@
         </w:rPr>
         <w:t xml:space="preserve">Australia | trinitypei666@gmail.com | +61 489 148 500 | LinkedIn / </w:t>
       </w:r>
-      <w:hyperlink w:history="1" r:id="rIdjjdofsfcgnjlhipsxui5b">
+      <w:hyperlink r:id="rId5" w:history="1">
         <w:r>
           <w:rPr>
             <w:color w:val="2F6F8F"/>
@@ -39,16 +39,35 @@
             <w:szCs w:val="18"/>
             <w:u w:val="single"/>
           </w:rPr>
-          <w:t xml:space="preserve">www.linkedin.com/in/trinity-pei</w:t>
+          <w:t>www.linkedin.com/in/trinity-pei</w:t>
         </w:r>
       </w:hyperlink>
+      <w:r>
+        <w:rPr>
+          <w:color w:val="555555"/>
+          <w:sz w:val="18"/>
+          <w:szCs w:val="18"/>
+        </w:rPr>
+        <w:t xml:space="preserve"> | Portfolio / </w:t>
+      </w:r>
+      <w:hyperlink r:id="rId8" w:history="1">
+        <w:r>
+          <w:rPr>
+            <w:color w:val="2F6F8F"/>
+            <w:sz w:val="18"/>
+            <w:szCs w:val="18"/>
+            <w:u w:val="single"/>
+          </w:rPr>
+          <w:t>trinitypei.vercel.app</w:t>
+        </w:r>
+      </w:hyperlink>
     </w:p>
     <w:p>
       <w:pPr>
         <w:pBdr>
-          <w:bottom w:val="single" w:color="2F6F8F" w:sz="6" w:space="2"/>
+          <w:bottom w:val="single" w:sz="6" w:space="2" w:color="2F6F8F"/>
         </w:pBdr>
-        <w:spacing w:after="80" w:before="160"/>
+        <w:spacing w:before="160" w:after="80"/>
       </w:pPr>
       <w:r>
         <w:rPr>
@@ -60,7 +79,7 @@
           <w:sz w:val="22"/>
           <w:szCs w:val="22"/>
         </w:rPr>
-        <w:t xml:space="preserve">Professional Summary</w:t>
+        <w:t>Professional Summary</w:t>
       </w:r>
     </w:p>
     <w:p>
@@ -70,18 +89,29 @@
       <w:r>
         <w:rPr>
           <w:color w:val="222222"/>
-          <w:sz w:val="20"/>
-          <w:szCs w:val="20"/>
-        </w:rPr>
-        <w:t xml:space="preserve">Master of Geographic Information Science (University of Queensland, 2026) with hands-on experience in spatial data analysis, remote sensing, and GIS-driven decision support. Skilled in ArcGIS Pro, QGIS, Python (geopandas, scikit-learn), SQL, and GlideApps for processing large geospatial datasets. Seeking a Spatial Analyst or GIS Analyst role in Australia to apply data-driven geospatial solutions to real-world planning, environmental, or urban challenges.</w:t>
+        </w:rPr>
+        <w:t xml:space="preserve">Master of Geographic Information Science (University of Queensland, 2026) with hands-on experience in spatial data analysis, remote sensing, and GIS-driven decision support. Skilled in ArcGIS Pro, QGIS, Python (geopandas, scikit-learn), SQL, and GlideApps for processing large geospatial datasets. Seeking a Spatial Analyst or GIS Analyst role in Australia to apply data-driven geospatial solutions to real-world planning, environmental, </w:t>
+      </w:r>
+      <w:r>
+        <w:rPr>
+          <w:rFonts w:hint="eastAsia"/>
+          <w:color w:val="222222"/>
+        </w:rPr>
+        <w:t>en</w:t>
+      </w:r>
+      <w:r>
+        <w:rPr>
+          <w:color w:val="222222"/>
+        </w:rPr>
+        <w:t xml:space="preserve">ergy and infrastructure challenges.</w:t>
       </w:r>
     </w:p>
     <w:p>
       <w:pPr>
         <w:pBdr>
-          <w:bottom w:val="single" w:color="2F6F8F" w:sz="6" w:space="2"/>
+          <w:bottom w:val="single" w:sz="6" w:space="2" w:color="2F6F8F"/>
         </w:pBdr>
-        <w:spacing w:after="80" w:before="160"/>
+        <w:spacing w:before="160" w:after="80"/>
       </w:pPr>
       <w:r>
         <w:rPr>
@@ -93,7 +123,7 @@
           <w:sz w:val="22"/>
           <w:szCs w:val="22"/>
         </w:rPr>
-        <w:t xml:space="preserve">Education</w:t>
+        <w:t>Education</w:t>
       </w:r>
     </w:p>
     <w:p>
@@ -111,7 +141,7 @@
           <w:sz w:val="21"/>
           <w:szCs w:val="21"/>
         </w:rPr>
-        <w:t xml:space="preserve">Master of Geographic Information Science — University of Queensland, Australia</w:t>
+        <w:t>Master of Geographic Information Science — University of Queensland, Australia</w:t>
       </w:r>
       <w:r>
         <w:rPr>
@@ -121,12 +151,13 @@
           <w:sz w:val="19"/>
           <w:szCs w:val="19"/>
         </w:rPr>
-        <w:t xml:space="preserve">	Feb 2025 – Nov 2026</w:t>
-      </w:r>
-    </w:p>
-    <w:p>
-      <w:pPr>
-        <w:pStyle w:val="ListParagraph"/>
+        <w:tab/>
+        <w:t>Feb 2025 – Nov 2026</w:t>
+      </w:r>
+    </w:p>
+    <w:p>
+      <w:pPr>
+        <w:pStyle w:val="a4"/>
         <w:numPr>
           <w:ilvl w:val="0"/>
           <w:numId w:val="2"/>
@@ -136,15 +167,13 @@
       <w:r>
         <w:rPr>
           <w:color w:val="222222"/>
-          <w:sz w:val="20"/>
-          <w:szCs w:val="20"/>
-        </w:rPr>
-        <w:t xml:space="preserve">Awards: Dean's Commendation for Academic Excellence, Faculty of Science (Semester 1, 2026)</w:t>
-      </w:r>
-    </w:p>
-    <w:p>
-      <w:pPr>
-        <w:pStyle w:val="ListParagraph"/>
+        </w:rPr>
+        <w:t>Awards: Dean's Commendation for Academic Excellence, Faculty of Science (Semester 1, 2026)</w:t>
+      </w:r>
+    </w:p>
+    <w:p>
+      <w:pPr>
+        <w:pStyle w:val="a4"/>
         <w:numPr>
           <w:ilvl w:val="0"/>
           <w:numId w:val="2"/>
@@ -154,10 +183,8 @@
       <w:r>
         <w:rPr>
           <w:color w:val="222222"/>
-          <w:sz w:val="20"/>
-          <w:szCs w:val="20"/>
-        </w:rPr>
-        <w:t xml:space="preserve">Coursework: Geographic Information Systems, Spatial Analysis &amp; Modelling, Earth Observation &amp; Remote Sensing Image Processing, Geospatial Processing &amp; Web Mapping, Landscape Ecology, Biogeography &amp; Geomorphology, Environmental Impact Assessment, Data Management &amp; Computing, Applied Research Methods</w:t>
+        </w:rPr>
+        <w:t>Coursework: Geographic Information Systems, Spatial Analysis &amp; Modelling, Earth Observation &amp; Remote Sensing Image Processing, Geospatial Processing &amp; Web Mapping, Landscape Ecology, Biogeography &amp; Geomorphology, Environmental Impact Assessment, Data Management &amp; Computing, Applied Research Methods</w:t>
       </w:r>
     </w:p>
     <w:p>
@@ -185,12 +212,13 @@
           <w:sz w:val="19"/>
           <w:szCs w:val="19"/>
         </w:rPr>
-        <w:t xml:space="preserve">	Sep 2018 – Jun 2022</w:t>
-      </w:r>
-    </w:p>
-    <w:p>
-      <w:pPr>
-        <w:pStyle w:val="ListParagraph"/>
+        <w:tab/>
+        <w:t>Sep 2018 – Jun 2022</w:t>
+      </w:r>
+    </w:p>
+    <w:p>
+      <w:pPr>
+        <w:pStyle w:val="a4"/>
         <w:numPr>
           <w:ilvl w:val="0"/>
           <w:numId w:val="2"/>
@@ -200,18 +228,16 @@
       <w:r>
         <w:rPr>
           <w:color w:val="222222"/>
-          <w:sz w:val="20"/>
-          <w:szCs w:val="20"/>
-        </w:rPr>
-        <w:t xml:space="preserve">Awards: College of Urban &amp; Environmental Sciences Scholarship (×5)</w:t>
+        </w:rPr>
+        <w:t>Awards: College of Urban &amp; Environmental Sciences Scholarship (×5)</w:t>
       </w:r>
     </w:p>
     <w:p>
       <w:pPr>
         <w:pBdr>
-          <w:bottom w:val="single" w:color="2F6F8F" w:sz="6" w:space="2"/>
+          <w:bottom w:val="single" w:sz="6" w:space="2" w:color="2F6F8F"/>
         </w:pBdr>
-        <w:spacing w:after="80" w:before="160"/>
+        <w:spacing w:before="160" w:after="80"/>
       </w:pPr>
       <w:r>
         <w:rPr>
@@ -223,7 +249,7 @@
           <w:sz w:val="22"/>
           <w:szCs w:val="22"/>
         </w:rPr>
-        <w:t xml:space="preserve">Project &amp; Research Experience</w:t>
+        <w:t>Project &amp; Research Experience</w:t>
       </w:r>
     </w:p>
     <w:p>
@@ -241,7 +267,7 @@
           <w:sz w:val="21"/>
           <w:szCs w:val="21"/>
         </w:rPr>
-        <w:t xml:space="preserve">Spatial Data Analysis – Airbnb / Short-Term Rental Study | University of Queensland</w:t>
+        <w:t>Spatial Data Analysis – Airbnb / Short-Term Rental Study | University of Queensland</w:t>
       </w:r>
       <w:r>
         <w:rPr>
@@ -251,12 +277,13 @@
           <w:sz w:val="19"/>
           <w:szCs w:val="19"/>
         </w:rPr>
-        <w:t xml:space="preserve">	Mar 2026 – Present</w:t>
-      </w:r>
-    </w:p>
-    <w:p>
-      <w:pPr>
-        <w:pStyle w:val="ListParagraph"/>
+        <w:tab/>
+        <w:t>Mar 2026 – Present</w:t>
+      </w:r>
+    </w:p>
+    <w:p>
+      <w:pPr>
+        <w:pStyle w:val="a4"/>
         <w:numPr>
           <w:ilvl w:val="0"/>
           <w:numId w:val="2"/>
@@ -266,15 +293,13 @@
       <w:r>
         <w:rPr>
           <w:color w:val="222222"/>
-          <w:sz w:val="20"/>
-          <w:szCs w:val="20"/>
         </w:rPr>
         <w:t xml:space="preserve">Applied kernel density estimation and Getis-Ord Gi* hotspot analysis in ArcGIS Pro / QGIS to 30,000+ AirDNA listings along the Gold Coast, mapping STR concentration across tourist nodes and urban functional zones.</w:t>
       </w:r>
     </w:p>
     <w:p>
       <w:pPr>
-        <w:pStyle w:val="ListParagraph"/>
+        <w:pStyle w:val="a4"/>
         <w:numPr>
           <w:ilvl w:val="0"/>
           <w:numId w:val="2"/>
@@ -284,15 +309,13 @@
       <w:r>
         <w:rPr>
           <w:color w:val="222222"/>
-          <w:sz w:val="20"/>
-          <w:szCs w:val="20"/>
         </w:rPr>
         <w:t xml:space="preserve">Built a 2023–2025 time-series dataset (1,000+ samples) using Python (pandas, geopandas, scikit-learn); identified price volatility in core zones exceeding peripheral areas by 20%+.</w:t>
       </w:r>
     </w:p>
     <w:p>
       <w:pPr>
-        <w:pStyle w:val="ListParagraph"/>
+        <w:pStyle w:val="a4"/>
         <w:numPr>
           <w:ilvl w:val="0"/>
           <w:numId w:val="2"/>
@@ -302,8 +325,6 @@
       <w:r>
         <w:rPr>
           <w:color w:val="222222"/>
-          <w:sz w:val="20"/>
-          <w:szCs w:val="20"/>
         </w:rPr>
         <w:t xml:space="preserve">Translated spatial outputs into an event-driven dynamic pricing and tiered zoning framework, delivering stakeholder-ready reports 3× faster via LLM-assisted summarisation.</w:t>
       </w:r>
@@ -323,7 +344,7 @@
           <w:sz w:val="21"/>
           <w:szCs w:val="21"/>
         </w:rPr>
-        <w:t xml:space="preserve">Internet+ Innovation Competition – Geo-Product Design Lead | Provincial Silver Award (Top 5% of 200+ teams)</w:t>
+        <w:t>Internet+ Innovation Competition – Geo-Product Design Lead | Provincial Silver Award</w:t>
       </w:r>
       <w:r>
         <w:rPr>
@@ -333,12 +354,13 @@
           <w:sz w:val="19"/>
           <w:szCs w:val="19"/>
         </w:rPr>
-        <w:t xml:space="preserve">	Jun 2024 – Dec 2024</w:t>
-      </w:r>
-    </w:p>
-    <w:p>
-      <w:pPr>
-        <w:pStyle w:val="ListParagraph"/>
+        <w:tab/>
+        <w:t>Jun 2024 – Dec 2024</w:t>
+      </w:r>
+    </w:p>
+    <w:p>
+      <w:pPr>
+        <w:pStyle w:val="a4"/>
         <w:numPr>
           <w:ilvl w:val="0"/>
           <w:numId w:val="2"/>
@@ -348,15 +370,13 @@
       <w:r>
         <w:rPr>
           <w:color w:val="222222"/>
-          <w:sz w:val="20"/>
-          <w:szCs w:val="20"/>
-        </w:rPr>
-        <w:t xml:space="preserve">Designed a GPS + BeiDou dual-mode positioning app for pet tracking, integrating geofencing alerts and location-based social features informed by 760+ survey responses analysed with AI-assisted clustering.</w:t>
-      </w:r>
-    </w:p>
-    <w:p>
-      <w:pPr>
-        <w:pStyle w:val="ListParagraph"/>
+        </w:rPr>
+        <w:t>Collaborated with a student team to design a GPS + BeiDou dual-mode app for pet tracking, integrating geofencing alerts and social features informed by 760+ survey responses.</w:t>
+      </w:r>
+    </w:p>
+    <w:p>
+      <w:pPr>
+        <w:pStyle w:val="a4"/>
         <w:numPr>
           <w:ilvl w:val="0"/>
           <w:numId w:val="2"/>
@@ -366,18 +386,16 @@
       <w:r>
         <w:rPr>
           <w:color w:val="222222"/>
-          <w:sz w:val="20"/>
-          <w:szCs w:val="20"/>
-        </w:rPr>
-        <w:t xml:space="preserve">Built 18 interactive Figma screens; key-path optimisation lifted click-through conversion by 35% in usability testing.</w:t>
+        </w:rPr>
+        <w:t xml:space="preserve">Co-built 18 interactive Figma screens with teammates; optimisation lifted click-through conversion by 35% in testing.</w:t>
       </w:r>
     </w:p>
     <w:p>
       <w:pPr>
         <w:pBdr>
-          <w:bottom w:val="single" w:color="2F6F8F" w:sz="6" w:space="2"/>
+          <w:bottom w:val="single" w:sz="6" w:space="2" w:color="2F6F8F"/>
         </w:pBdr>
-        <w:spacing w:after="80" w:before="160"/>
+        <w:spacing w:before="160" w:after="80"/>
       </w:pPr>
       <w:r>
         <w:rPr>
@@ -389,7 +407,7 @@
           <w:sz w:val="22"/>
           <w:szCs w:val="22"/>
         </w:rPr>
-        <w:t xml:space="preserve">Professional Experience</w:t>
+        <w:t>Professional Experience</w:t>
       </w:r>
     </w:p>
     <w:p>
@@ -417,12 +435,13 @@
           <w:sz w:val="19"/>
           <w:szCs w:val="19"/>
         </w:rPr>
-        <w:t xml:space="preserve">	Nov 2025 – Feb 2026</w:t>
-      </w:r>
-    </w:p>
-    <w:p>
-      <w:pPr>
-        <w:pStyle w:val="ListParagraph"/>
+        <w:tab/>
+        <w:t>Nov 2025 – Feb 2026</w:t>
+      </w:r>
+    </w:p>
+    <w:p>
+      <w:pPr>
+        <w:pStyle w:val="a4"/>
         <w:numPr>
           <w:ilvl w:val="0"/>
           <w:numId w:val="2"/>
@@ -432,15 +451,13 @@
       <w:r>
         <w:rPr>
           <w:color w:val="222222"/>
-          <w:sz w:val="20"/>
-          <w:szCs w:val="20"/>
         </w:rPr>
         <w:t xml:space="preserve">Built a data monitoring framework on first-party platform data, delivering 20+ weekly/monthly reports analysing traffic structure, creative performance and audience-matching to surface CTR and targeting issues.</w:t>
       </w:r>
     </w:p>
     <w:p>
       <w:pPr>
-        <w:pStyle w:val="ListParagraph"/>
+        <w:pStyle w:val="a4"/>
         <w:numPr>
           <w:ilvl w:val="0"/>
           <w:numId w:val="2"/>
@@ -450,8 +467,6 @@
       <w:r>
         <w:rPr>
           <w:color w:val="222222"/>
-          <w:sz w:val="20"/>
-          <w:szCs w:val="20"/>
         </w:rPr>
         <w:t xml:space="preserve">Applied Python + AI-assisted segmentation to define 10+ NEV client audience profiles (Huawei HIMA, Zeekr, Li Auto), lifting CTR by 15–25%.</w:t>
       </w:r>
@@ -471,7 +486,7 @@
           <w:sz w:val="21"/>
           <w:szCs w:val="21"/>
         </w:rPr>
-        <w:t xml:space="preserve">Sales Associate | David Jones (Premium Department Store), Brisbane</w:t>
+        <w:t>Sales Associate | David Jones (Premium Department Store), Brisbane</w:t>
       </w:r>
       <w:r>
         <w:rPr>
@@ -481,12 +496,13 @@
           <w:sz w:val="19"/>
           <w:szCs w:val="19"/>
         </w:rPr>
-        <w:t xml:space="preserve">	Sep 2025 – Nov 2025</w:t>
-      </w:r>
-    </w:p>
-    <w:p>
-      <w:pPr>
-        <w:pStyle w:val="ListParagraph"/>
+        <w:tab/>
+        <w:t>Sep 2025 – Nov 2025</w:t>
+      </w:r>
+    </w:p>
+    <w:p>
+      <w:pPr>
+        <w:pStyle w:val="a4"/>
         <w:numPr>
           <w:ilvl w:val="0"/>
           <w:numId w:val="2"/>
@@ -496,15 +512,13 @@
       <w:r>
         <w:rPr>
           <w:color w:val="222222"/>
-          <w:sz w:val="20"/>
-          <w:szCs w:val="20"/>
-        </w:rPr>
-        <w:t xml:space="preserve">Served Australian and international customers in English as the primary working language during Black Friday and Christmas peak periods; personal peak-day sales AUD 3,000+ (top 10% in store).</w:t>
-      </w:r>
-    </w:p>
-    <w:p>
-      <w:pPr>
-        <w:pStyle w:val="ListParagraph"/>
+        </w:rPr>
+        <w:t>Served Australian and international customers in English as the primary working language during Black Friday and Christmas peak periods; personal peak-day sales AUD 3,000+ (top 10% in store).</w:t>
+      </w:r>
+    </w:p>
+    <w:p>
+      <w:pPr>
+        <w:pStyle w:val="a4"/>
         <w:numPr>
           <w:ilvl w:val="0"/>
           <w:numId w:val="2"/>
@@ -514,8 +528,6 @@
       <w:r>
         <w:rPr>
           <w:color w:val="222222"/>
-          <w:sz w:val="20"/>
-          <w:szCs w:val="20"/>
         </w:rPr>
         <w:t xml:space="preserve">Developed cross-cultural communication skills and on-the-ground consumer behaviour intuition that complement quantitative spatial analysis.</w:t>
       </w:r>
@@ -523,9 +535,9 @@
     <w:p>
       <w:pPr>
         <w:pBdr>
-          <w:bottom w:val="single" w:color="2F6F8F" w:sz="6" w:space="2"/>
+          <w:bottom w:val="single" w:sz="6" w:space="2" w:color="2F6F8F"/>
         </w:pBdr>
-        <w:spacing w:after="80" w:before="160"/>
+        <w:spacing w:before="160" w:after="80"/>
       </w:pPr>
       <w:r>
         <w:rPr>
@@ -537,7 +549,7 @@
           <w:sz w:val="22"/>
           <w:szCs w:val="22"/>
         </w:rPr>
-        <w:t xml:space="preserve">Technical Skills</w:t>
+        <w:t>Technical Skills</w:t>
       </w:r>
     </w:p>
     <w:p>
@@ -606,7 +618,7 @@
           <w:sz w:val="19"/>
           <w:szCs w:val="19"/>
         </w:rPr>
-        <w:t xml:space="preserve">ChatGPT, Claude, Copilot; prompt engineering for spatial data cleaning, code generation, geo-text extraction and automated report drafting</w:t>
+        <w:t>ChatGPT, Claude, Copilot; prompt engineering for spatial data cleaning, code generation, geo-text extraction and automated report drafting</w:t>
       </w:r>
     </w:p>
     <w:p>
@@ -629,15 +641,15 @@
           <w:sz w:val="19"/>
           <w:szCs w:val="19"/>
         </w:rPr>
-        <w:t xml:space="preserve">English – professional working proficiency (IELTS 7.5, Listening 8.5); Mandarin Chinese – native</w:t>
+        <w:t>English – professional working proficiency (IELTS 7.5, Listening 8.5); Mandarin Chinese – native</w:t>
       </w:r>
     </w:p>
     <w:p>
       <w:pPr>
         <w:pBdr>
-          <w:bottom w:val="single" w:color="2F6F8F" w:sz="6" w:space="2"/>
+          <w:bottom w:val="single" w:sz="6" w:space="2" w:color="2F6F8F"/>
         </w:pBdr>
-        <w:spacing w:after="80" w:before="160"/>
+        <w:spacing w:before="160" w:after="80"/>
       </w:pPr>
       <w:r>
         <w:rPr>
@@ -649,7 +661,7 @@
           <w:sz w:val="22"/>
           <w:szCs w:val="22"/>
         </w:rPr>
-        <w:t xml:space="preserve">References</w:t>
+        <w:t>References</w:t>
       </w:r>
     </w:p>
     <w:p>
@@ -659,102 +671,80 @@
           <w:sz w:val="19"/>
           <w:szCs w:val="19"/>
         </w:rPr>
-        <w:t xml:space="preserve">Available upon request</w:t>
+        <w:t>Available upon request</w:t>
       </w:r>
     </w:p>
     <w:sectPr>
-      <w:pgSz w:w="12240" w:h="15840" w:orient="portrait"/>
+      <w:pgSz w:w="12240" w:h="15840"/>
       <w:pgMar w:top="500" w:right="900" w:bottom="500" w:left="900" w:header="708" w:footer="708" w:gutter="0"/>
-      <w:pgNumType/>
+      <w:cols w:space="720"/>
       <w:docGrid w:linePitch="360"/>
     </w:sectPr>
   </w:body>
 </w:document>
 </file>
 
-<file path=word/comments.xml><?xml version="1.0" encoding="utf-8"?>
-<w:comments xmlns:cx="http://schemas.microsoft.com/office/drawing/2014/chartex" xmlns:cx1="http://schemas.microsoft.com/office/drawing/2015/9/8/chartex" xmlns:cx2="http://schemas.microsoft.com/office/drawing/2015/10/21/chartex" xmlns:cx3="http://schemas.microsoft.com/office/drawing/2016/5/9/chartex" xmlns:cx4="http://schemas.microsoft.com/office/drawing/2016/5/10/chartex" xmlns:cx5="http://schemas.microsoft.com/office/drawing/2016/5/11/chartex" xmlns:cx6="http://schemas.microsoft.com/office/drawing/2016/5/12/chartex" xmlns:cx7="http://schemas.microsoft.com/office/drawing/2016/5/13/chartex" xmlns:cx8="http://schemas.microsoft.com/office/drawing/2016/5/14/chartex" xmlns:mc="http://schemas.openxmlformats.org/markup-compatibility/2006" xmlns:aink="http://schemas.microsoft.com/office/drawing/2016/ink" xmlns:am3d="http://schemas.microsoft.com/office/drawing/2017/model3d" xmlns:o="urn:schemas-microsoft-com:office:office" xmlns:r="http://schemas.openxmlformats.org/officeDocument/2006/relationships" xmlns:m="http://schemas.openxmlformats.org/officeDocument/2006/math" xmlns:v="urn:schemas-microsoft-com:vml" xmlns:wp14="http://schemas.microsoft.com/office/word/2010/wordprocessingDrawing" xmlns:wp="http://schemas.openxmlformats.org/drawingml/2006/wordprocessingDrawing" xmlns:w10="urn:schemas-microsoft-com:office:word" xmlns:w="http://schemas.openxmlformats.org/wordprocessingml/2006/main" xmlns:w14="http://schemas.microsoft.com/office/word/2010/wordml" xmlns:w15="http://schemas.microsoft.com/office/word/2012/wordml" xmlns:w16cex="http://schemas.microsoft.com/office/word/2018/wordml/cex" xmlns:w16cid="http://schemas.microsoft.com/office/word/2016/wordml/cid" xmlns:w16="http://schemas.microsoft.com/office/word/2018/wordml" xmlns:w16sdtdh="http://schemas.microsoft.com/office/word/2020/wordml/sdtdatahash" xmlns:w16se="http://schemas.microsoft.com/office/word/2015/wordml/symex" xmlns:wpg="http://schemas.microsoft.com/office/word/2010/wordprocessingGroup" xmlns:wpi="http://schemas.microsoft.com/office/word/2010/wordprocessingInk" xmlns:wne="http://schemas.microsoft.com/office/word/2006/wordml" xmlns:wps="http://schemas.microsoft.com/office/word/2010/wordprocessingShape"/>
-</file>
-
-<file path=word/endnotes.xml><?xml version="1.0" encoding="utf-8"?>
-<w:endnotes xmlns:wpc="http://schemas.microsoft.com/office/word/2010/wordprocessingCanvas" xmlns:mc="http://schemas.openxmlformats.org/markup-compatibility/2006" xmlns:o="urn:schemas-microsoft-com:office:office" xmlns:r="http://schemas.openxmlformats.org/officeDocument/2006/relationships" xmlns:m="http://schemas.openxmlformats.org/officeDocument/2006/math" xmlns:v="urn:schemas-microsoft-com:vml" xmlns:wp14="http://schemas.microsoft.com/office/word/2010/wordprocessingDrawing" xmlns:wp="http://schemas.openxmlformats.org/drawingml/2006/wordprocessingDrawing" xmlns:w10="urn:schemas-microsoft-com:office:word" xmlns:w="http://schemas.openxmlformats.org/wordprocessingml/2006/main" xmlns:w14="http://schemas.microsoft.com/office/word/2010/wordml" xmlns:w15="http://schemas.microsoft.com/office/word/2012/wordml" xmlns:wpg="http://schemas.microsoft.com/office/word/2010/wordprocessingGroup" xmlns:wpi="http://schemas.microsoft.com/office/word/2010/wordprocessingInk" xmlns:wne="http://schemas.microsoft.com/office/word/2006/wordml" xmlns:wps="http://schemas.microsoft.com/office/word/2010/wordprocessingShape" mc:Ignorable="w14 w15 wp14">
-  <w:endnote w:type="separator" w:id="-1">
-    <w:p>
-      <w:pPr>
-        <w:spacing w:after="0" w:line="240" w:lineRule="auto"/>
-      </w:pPr>
-      <w:r>
-        <w:rPr>
-          <w:rStyle w:val="EndnoteReference"/>
-        </w:rPr>
-        <w:endnoteRef/>
-      </w:r>
-      <w:r>
-        <w:separator/>
-      </w:r>
-    </w:p>
-  </w:endnote>
-  <w:endnote w:type="continuationSeparator" w:id="0">
-    <w:p>
-      <w:pPr>
-        <w:spacing w:after="0" w:line="240" w:lineRule="auto"/>
-      </w:pPr>
-      <w:r>
-        <w:rPr>
-          <w:rStyle w:val="EndnoteReference"/>
-        </w:rPr>
-        <w:endnoteRef/>
-      </w:r>
-      <w:r>
-        <w:continuationSeparator/>
-      </w:r>
-    </w:p>
-  </w:endnote>
-</w:endnotes>
-</file>
-
-<file path=word/footnotes.xml><?xml version="1.0" encoding="utf-8"?>
-<w:footnotes xmlns:wpc="http://schemas.microsoft.com/office/word/2010/wordprocessingCanvas" xmlns:mc="http://schemas.openxmlformats.org/markup-compatibility/2006" xmlns:o="urn:schemas-microsoft-com:office:office" xmlns:r="http://schemas.openxmlformats.org/officeDocument/2006/relationships" xmlns:m="http://schemas.openxmlformats.org/officeDocument/2006/math" xmlns:v="urn:schemas-microsoft-com:vml" xmlns:wp14="http://schemas.microsoft.com/office/word/2010/wordprocessingDrawing" xmlns:wp="http://schemas.openxmlformats.org/drawingml/2006/wordprocessingDrawing" xmlns:w10="urn:schemas-microsoft-com:office:word" xmlns:w="http://schemas.openxmlformats.org/wordprocessingml/2006/main" xmlns:w14="http://schemas.microsoft.com/office/word/2010/wordml" xmlns:w15="http://schemas.microsoft.com/office/word/2012/wordml" xmlns:wpg="http://schemas.microsoft.com/office/word/2010/wordprocessingGroup" xmlns:wpi="http://schemas.microsoft.com/office/word/2010/wordprocessingInk" xmlns:wne="http://schemas.microsoft.com/office/word/2006/wordml" xmlns:wps="http://schemas.microsoft.com/office/word/2010/wordprocessingShape" mc:Ignorable="w14 w15 wp14">
-  <w:footnote w:type="separator" w:id="-1">
-    <w:p>
-      <w:pPr>
-        <w:spacing w:after="0" w:line="240" w:lineRule="auto"/>
-      </w:pPr>
-      <w:r>
-        <w:rPr>
-          <w:rStyle w:val="FootnoteReference"/>
-        </w:rPr>
-        <w:footnoteRef/>
-      </w:r>
-      <w:r>
-        <w:separator/>
-      </w:r>
-    </w:p>
-  </w:footnote>
-  <w:footnote w:type="continuationSeparator" w:id="0">
-    <w:p>
-      <w:pPr>
-        <w:spacing w:after="0" w:line="240" w:lineRule="auto"/>
-      </w:pPr>
-      <w:r>
-        <w:rPr>
-          <w:rStyle w:val="FootnoteReference"/>
-        </w:rPr>
-        <w:footnoteRef/>
-      </w:r>
-      <w:r>
-        <w:continuationSeparator/>
-      </w:r>
-    </w:p>
-  </w:footnote>
-</w:footnotes>
-</file>
-
 <file path=word/numbering.xml><?xml version="1.0" encoding="utf-8"?>
-<w:numbering xmlns:wpc="http://schemas.microsoft.com/office/word/2010/wordprocessingCanvas" xmlns:mc="http://schemas.openxmlformats.org/markup-compatibility/2006" xmlns:o="urn:schemas-microsoft-com:office:office" xmlns:r="http://schemas.openxmlformats.org/officeDocument/2006/relationships" xmlns:m="http://schemas.openxmlformats.org/officeDocument/2006/math" xmlns:v="urn:schemas-microsoft-com:vml" xmlns:wp14="http://schemas.microsoft.com/office/word/2010/wordprocessingDrawing" xmlns:wp="http://schemas.openxmlformats.org/drawingml/2006/wordprocessingDrawing" xmlns:w10="urn:schemas-microsoft-com:office:word" xmlns:w="http://schemas.openxmlformats.org/wordprocessingml/2006/main" xmlns:w14="http://schemas.microsoft.com/office/word/2010/wordml" xmlns:w15="http://schemas.microsoft.com/office/word/2012/wordml" xmlns:wpg="http://schemas.microsoft.com/office/word/2010/wordprocessingGroup" xmlns:wpi="http://schemas.microsoft.com/office/word/2010/wordprocessingInk" xmlns:wne="http://schemas.microsoft.com/office/word/2006/wordml" xmlns:wps="http://schemas.microsoft.com/office/word/2010/wordprocessingShape" mc:Ignorable="w14 w15 wp14">
+<w:numbering xmlns:wpc="http://schemas.microsoft.com/office/word/2010/wordprocessingCanvas" xmlns:cx="http://schemas.microsoft.com/office/drawing/2014/chartex" xmlns:cx1="http://schemas.microsoft.com/office/drawing/2015/9/8/chartex" xmlns:cx2="http://schemas.microsoft.com/office/drawing/2015/10/21/chartex" xmlns:cx3="http://schemas.microsoft.com/office/drawing/2016/5/9/chartex" xmlns:cx4="http://schemas.microsoft.com/office/drawing/2016/5/10/chartex" xmlns:cx5="http://schemas.microsoft.com/office/drawing/2016/5/11/chartex" xmlns:cx6="http://schemas.microsoft.com/office/drawing/2016/5/12/chartex" xmlns:cx7="http://schemas.microsoft.com/office/drawing/2016/5/13/chartex" xmlns:cx8="http://schemas.microsoft.com/office/drawing/2016/5/14/chartex" xmlns:mc="http://schemas.openxmlformats.org/markup-compatibility/2006" xmlns:m="http://schemas.openxmlformats.org/officeDocument/2006/math" xmlns:aink="http://schemas.microsoft.com/office/drawing/2016/ink" xmlns:am3d="http://schemas.microsoft.com/office/drawing/2017/model3d" xmlns:oel="http://schemas.microsoft.com/office/2019/extlst" xmlns:r="http://schemas.openxmlformats.org/officeDocument/2006/relationships" xmlns:wp14="http://schemas.microsoft.com/office/word/2010/wordprocessingDrawing" xmlns:wp="http://schemas.openxmlformats.org/drawingml/2006/wordprocessingDrawing" xmlns:wpg="http://schemas.microsoft.com/office/word/2010/wordprocessingGroup" xmlns:wpi="http://schemas.microsoft.com/office/word/2010/wordprocessingInk" xmlns:wps="http://schemas.microsoft.com/office/word/2010/wordprocessingShape" xmlns:o="urn:schemas-microsoft-com:office:office" xmlns:v="urn:schemas-microsoft-com:vml" xmlns:w10="urn:schemas-microsoft-com:office:word" xmlns:w="http://schemas.openxmlformats.org/wordprocessingml/2006/main" xmlns:w14="http://schemas.microsoft.com/office/word/2010/wordml" xmlns:w15="http://schemas.microsoft.com/office/word/2012/wordml" xmlns:w16cei="http://schemas.microsoft.com/office/word/2026/wordml/cei" xmlns:w16cex="http://schemas.microsoft.com/office/word/2018/wordml/cex" xmlns:w16cid="http://schemas.microsoft.com/office/word/2016/wordml/cid" xmlns:w16="http://schemas.microsoft.com/office/word/2018/wordml" xmlns:w16sdtdh="http://schemas.microsoft.com/office/word/2020/wordml/sdtdatahash" xmlns:w16sdtfl="http://schemas.microsoft.com/office/word/2024/wordml/sdtformatlock" xmlns:w16se="http://schemas.microsoft.com/office/word/2015/wordml/symex" xmlns:w16du="http://schemas.microsoft.com/office/word/2023/wordml/word16du" xmlns:wne="http://schemas.microsoft.com/office/word/2006/wordml" mc:Ignorable="w14 w15 w16se w16cid w16 w16cex w16sdtdh w16sdtfl w16du wp14">
+  <w:abstractNum w:abstractNumId="0" w15:restartNumberingAfterBreak="0">
+    <w:nsid w:val="3EBD2A8F"/>
+    <w:multiLevelType w:val="hybridMultilevel"/>
+    <w:tmpl w:val="E2765A74"/>
+    <w:lvl w:ilvl="0" w:tplc="8C7E6476">
+      <w:start w:val="1"/>
+      <w:numFmt w:val="bullet"/>
+      <w:lvlText w:val="•"/>
+      <w:lvlJc w:val="left"/>
+      <w:pPr>
+        <w:ind w:left="360" w:hanging="260"/>
+      </w:pPr>
+    </w:lvl>
+    <w:lvl w:ilvl="1" w:tplc="7D3CCD80">
+      <w:numFmt w:val="decimal"/>
+      <w:lvlText w:val=""/>
+      <w:lvlJc w:val="left"/>
+    </w:lvl>
+    <w:lvl w:ilvl="2" w:tplc="6592029E">
+      <w:numFmt w:val="decimal"/>
+      <w:lvlText w:val=""/>
+      <w:lvlJc w:val="left"/>
+    </w:lvl>
+    <w:lvl w:ilvl="3" w:tplc="DCC6404C">
+      <w:numFmt w:val="decimal"/>
+      <w:lvlText w:val=""/>
+      <w:lvlJc w:val="left"/>
+    </w:lvl>
+    <w:lvl w:ilvl="4" w:tplc="0FE62CA8">
+      <w:numFmt w:val="decimal"/>
+      <w:lvlText w:val=""/>
+      <w:lvlJc w:val="left"/>
+    </w:lvl>
+    <w:lvl w:ilvl="5" w:tplc="9F864074">
+      <w:numFmt w:val="decimal"/>
+      <w:lvlText w:val=""/>
+      <w:lvlJc w:val="left"/>
+    </w:lvl>
+    <w:lvl w:ilvl="6" w:tplc="03F05392">
+      <w:numFmt w:val="decimal"/>
+      <w:lvlText w:val=""/>
+      <w:lvlJc w:val="left"/>
+    </w:lvl>
+    <w:lvl w:ilvl="7" w:tplc="A01E4712">
+      <w:numFmt w:val="decimal"/>
+      <w:lvlText w:val=""/>
+      <w:lvlJc w:val="left"/>
+    </w:lvl>
+    <w:lvl w:ilvl="8" w:tplc="E7C067F6">
+      <w:numFmt w:val="decimal"/>
+      <w:lvlText w:val=""/>
+      <w:lvlJc w:val="left"/>
+    </w:lvl>
+  </w:abstractNum>
   <w:abstractNum w:abstractNumId="1" w15:restartNumberingAfterBreak="0">
+    <w:nsid w:val="4A7B1E8A"/>
     <w:multiLevelType w:val="hybridMultilevel"/>
-    <w:lvl w:ilvl="0" w15:tentative="1">
+    <w:tmpl w:val="930E0D12"/>
+    <w:lvl w:ilvl="0" w:tplc="AEC09394">
       <w:start w:val="1"/>
       <w:numFmt w:val="bullet"/>
       <w:lvlText w:val="●"/>
@@ -763,7 +753,7 @@
         <w:ind w:left="720" w:hanging="360"/>
       </w:pPr>
     </w:lvl>
-    <w:lvl w:ilvl="1" w15:tentative="1">
+    <w:lvl w:ilvl="1" w:tplc="43406BA4">
       <w:start w:val="1"/>
       <w:numFmt w:val="bullet"/>
       <w:lvlText w:val="○"/>
@@ -772,7 +762,7 @@
         <w:ind w:left="1440" w:hanging="360"/>
       </w:pPr>
     </w:lvl>
-    <w:lvl w:ilvl="2" w15:tentative="1">
+    <w:lvl w:ilvl="2" w:tplc="0A48EBE6">
       <w:start w:val="1"/>
       <w:numFmt w:val="bullet"/>
       <w:lvlText w:val="■"/>
@@ -781,7 +771,7 @@
         <w:ind w:left="2160" w:hanging="360"/>
       </w:pPr>
     </w:lvl>
-    <w:lvl w:ilvl="3" w15:tentative="1">
+    <w:lvl w:ilvl="3" w:tplc="5734D1FE">
       <w:start w:val="1"/>
       <w:numFmt w:val="bullet"/>
       <w:lvlText w:val="●"/>
@@ -790,7 +780,7 @@
         <w:ind w:left="2880" w:hanging="360"/>
       </w:pPr>
     </w:lvl>
-    <w:lvl w:ilvl="4" w15:tentative="1">
+    <w:lvl w:ilvl="4" w:tplc="AC40C154">
       <w:start w:val="1"/>
       <w:numFmt w:val="bullet"/>
       <w:lvlText w:val="○"/>
@@ -799,7 +789,7 @@
         <w:ind w:left="3600" w:hanging="360"/>
       </w:pPr>
     </w:lvl>
-    <w:lvl w:ilvl="5" w15:tentative="1">
+    <w:lvl w:ilvl="5" w:tplc="6B368024">
       <w:start w:val="1"/>
       <w:numFmt w:val="bullet"/>
       <w:lvlText w:val="■"/>
@@ -808,7 +798,7 @@
         <w:ind w:left="4320" w:hanging="360"/>
       </w:pPr>
     </w:lvl>
-    <w:lvl w:ilvl="6" w15:tentative="1">
+    <w:lvl w:ilvl="6" w:tplc="6BCCEA0C">
       <w:start w:val="1"/>
       <w:numFmt w:val="bullet"/>
       <w:lvlText w:val="●"/>
@@ -817,7 +807,7 @@
         <w:ind w:left="5040" w:hanging="360"/>
       </w:pPr>
     </w:lvl>
-    <w:lvl w:ilvl="7" w15:tentative="1">
+    <w:lvl w:ilvl="7" w:tplc="72D2778A">
       <w:start w:val="1"/>
       <w:numFmt w:val="bullet"/>
       <w:lvlText w:val="●"/>
@@ -826,7 +816,7 @@
         <w:ind w:left="5760" w:hanging="360"/>
       </w:pPr>
     </w:lvl>
-    <w:lvl w:ilvl="8" w15:tentative="1">
+    <w:lvl w:ilvl="8" w:tplc="53FA3612">
       <w:start w:val="1"/>
       <w:numFmt w:val="bullet"/>
       <w:lvlText w:val="●"/>
@@ -836,26 +826,14 @@
       </w:pPr>
     </w:lvl>
   </w:abstractNum>
-  <w:abstractNum w:abstractNumId="2" w15:restartNumberingAfterBreak="0">
-    <w:multiLevelType w:val="hybridMultilevel"/>
-    <w:lvl w:ilvl="0" w15:tentative="1">
-      <w:start w:val="1"/>
-      <w:numFmt w:val="bullet"/>
-      <w:lvlText w:val="•"/>
-      <w:lvlJc w:val="left"/>
-      <w:pPr>
-        <w:ind w:left="360" w:hanging="260"/>
-      </w:pPr>
-    </w:lvl>
-  </w:abstractNum>
-  <w:num w:numId="1">
+  <w:num w:numId="1" w16cid:durableId="2026517180">
     <w:abstractNumId w:val="1"/>
     <w:lvlOverride w:ilvl="0">
       <w:startOverride w:val="1"/>
     </w:lvlOverride>
   </w:num>
-  <w:num w:numId="2">
-    <w:abstractNumId w:val="2"/>
+  <w:num w:numId="2" w16cid:durableId="1483040367">
+    <w:abstractNumId w:val="0"/>
     <w:lvlOverride w:ilvl="0">
       <w:startOverride w:val="1"/>
     </w:lvlOverride>
@@ -864,101 +842,535 @@
 </file>
 
 <file path=word/styles.xml><?xml version="1.0" encoding="utf-8"?>
-<w:styles xmlns:mc="http://schemas.openxmlformats.org/markup-compatibility/2006" xmlns:r="http://schemas.openxmlformats.org/officeDocument/2006/relationships" xmlns:w="http://schemas.openxmlformats.org/wordprocessingml/2006/main" xmlns:w14="http://schemas.microsoft.com/office/word/2010/wordml" xmlns:w15="http://schemas.microsoft.com/office/word/2012/wordml" mc:Ignorable="w14 w15">
+<w:styles xmlns:mc="http://schemas.openxmlformats.org/markup-compatibility/2006" xmlns:r="http://schemas.openxmlformats.org/officeDocument/2006/relationships" xmlns:w="http://schemas.openxmlformats.org/wordprocessingml/2006/main" xmlns:w14="http://schemas.microsoft.com/office/word/2010/wordml" xmlns:w15="http://schemas.microsoft.com/office/word/2012/wordml" xmlns:w16cex="http://schemas.microsoft.com/office/word/2018/wordml/cex" xmlns:w16cid="http://schemas.microsoft.com/office/word/2016/wordml/cid" xmlns:w16="http://schemas.microsoft.com/office/word/2018/wordml" xmlns:w16sdtdh="http://schemas.microsoft.com/office/word/2020/wordml/sdtdatahash" xmlns:w16sdtfl="http://schemas.microsoft.com/office/word/2024/wordml/sdtformatlock" xmlns:w16se="http://schemas.microsoft.com/office/word/2015/wordml/symex" xmlns:w16du="http://schemas.microsoft.com/office/word/2023/wordml/word16du" mc:Ignorable="w14 w15 w16se w16cid w16 w16cex w16sdtdh w16sdtfl w16du">
   <w:docDefaults>
-    <w:rPrDefault/>
+    <w:rPrDefault>
+      <w:rPr>
+        <w:rFonts w:ascii="Times New Roman" w:eastAsiaTheme="minorEastAsia" w:hAnsi="Times New Roman" w:cs="Times New Roman"/>
+        <w:lang w:val="en-US" w:eastAsia="zh-CN" w:bidi="ar-SA"/>
+      </w:rPr>
+    </w:rPrDefault>
     <w:pPrDefault/>
   </w:docDefaults>
-  <w:style w:type="paragraph" w:styleId="Title">
+  <w:latentStyles w:defLockedState="0" w:defUIPriority="99" w:defSemiHidden="0" w:defUnhideWhenUsed="0" w:defQFormat="0" w:count="376">
+    <w:lsdException w:name="Normal" w:uiPriority="0" w:qFormat="1"/>
+    <w:lsdException w:name="heading 1" w:uiPriority="9" w:qFormat="1"/>
+    <w:lsdException w:name="heading 2" w:semiHidden="1" w:uiPriority="9" w:unhideWhenUsed="1" w:qFormat="1"/>
+    <w:lsdException w:name="heading 3" w:semiHidden="1" w:uiPriority="9" w:unhideWhenUsed="1" w:qFormat="1"/>
+    <w:lsdException w:name="heading 4" w:semiHidden="1" w:uiPriority="9" w:unhideWhenUsed="1" w:qFormat="1"/>
+    <w:lsdException w:name="heading 5" w:semiHidden="1" w:uiPriority="9" w:unhideWhenUsed="1" w:qFormat="1"/>
+    <w:lsdException w:name="heading 6" w:semiHidden="1" w:uiPriority="9" w:unhideWhenUsed="1" w:qFormat="1"/>
+    <w:lsdException w:name="heading 7" w:semiHidden="1" w:uiPriority="9" w:unhideWhenUsed="1" w:qFormat="1"/>
+    <w:lsdException w:name="heading 8" w:semiHidden="1" w:uiPriority="9" w:unhideWhenUsed="1" w:qFormat="1"/>
+    <w:lsdException w:name="heading 9" w:semiHidden="1" w:uiPriority="9" w:unhideWhenUsed="1" w:qFormat="1"/>
+    <w:lsdException w:name="index 1" w:semiHidden="1" w:unhideWhenUsed="1"/>
+    <w:lsdException w:name="index 2" w:semiHidden="1" w:unhideWhenUsed="1"/>
+    <w:lsdException w:name="index 3" w:semiHidden="1" w:unhideWhenUsed="1"/>
+    <w:lsdException w:name="index 4" w:semiHidden="1" w:unhideWhenUsed="1"/>
+    <w:lsdException w:name="index 5" w:semiHidden="1" w:unhideWhenUsed="1"/>
+    <w:lsdException w:name="index 6" w:semiHidden="1" w:unhideWhenUsed="1"/>
+    <w:lsdException w:name="index 7" w:semiHidden="1" w:unhideWhenUsed="1"/>
+    <w:lsdException w:name="index 8" w:semiHidden="1" w:unhideWhenUsed="1"/>
+    <w:lsdException w:name="index 9" w:semiHidden="1" w:unhideWhenUsed="1"/>
+    <w:lsdException w:name="toc 1" w:semiHidden="1" w:uiPriority="39" w:unhideWhenUsed="1"/>
+    <w:lsdException w:name="toc 2" w:semiHidden="1" w:uiPriority="39" w:unhideWhenUsed="1"/>
+    <w:lsdException w:name="toc 3" w:semiHidden="1" w:uiPriority="39" w:unhideWhenUsed="1"/>
+    <w:lsdException w:name="toc 4" w:semiHidden="1" w:uiPriority="39" w:unhideWhenUsed="1"/>
+    <w:lsdException w:name="toc 5" w:semiHidden="1" w:uiPriority="39" w:unhideWhenUsed="1"/>
+    <w:lsdException w:name="toc 6" w:semiHidden="1" w:uiPriority="39" w:unhideWhenUsed="1"/>
+    <w:lsdException w:name="toc 7" w:semiHidden="1" w:uiPriority="39" w:unhideWhenUsed="1"/>
+    <w:lsdException w:name="toc 8" w:semiHidden="1" w:uiPriority="39" w:unhideWhenUsed="1"/>
+    <w:lsdException w:name="toc 9" w:semiHidden="1" w:uiPriority="39" w:unhideWhenUsed="1"/>
+    <w:lsdException w:name="Normal Indent" w:semiHidden="1" w:unhideWhenUsed="1"/>
+    <w:lsdException w:name="footnote text" w:semiHidden="1" w:unhideWhenUsed="1"/>
+    <w:lsdException w:name="annotation text" w:semiHidden="1" w:unhideWhenUsed="1"/>
+    <w:lsdException w:name="header" w:semiHidden="1" w:unhideWhenUsed="1"/>
+    <w:lsdException w:name="footer" w:semiHidden="1" w:unhideWhenUsed="1"/>
+    <w:lsdException w:name="index heading" w:semiHidden="1" w:unhideWhenUsed="1"/>
+    <w:lsdException w:name="caption" w:semiHidden="1" w:uiPriority="35" w:unhideWhenUsed="1" w:qFormat="1"/>
+    <w:lsdException w:name="table of figures" w:semiHidden="1" w:unhideWhenUsed="1"/>
+    <w:lsdException w:name="envelope address" w:semiHidden="1" w:unhideWhenUsed="1"/>
+    <w:lsdException w:name="envelope return" w:semiHidden="1" w:unhideWhenUsed="1"/>
+    <w:lsdException w:name="footnote reference" w:semiHidden="1" w:unhideWhenUsed="1"/>
+    <w:lsdException w:name="annotation reference" w:semiHidden="1" w:unhideWhenUsed="1"/>
+    <w:lsdException w:name="line number" w:semiHidden="1" w:unhideWhenUsed="1"/>
+    <w:lsdException w:name="page number" w:semiHidden="1" w:unhideWhenUsed="1"/>
+    <w:lsdException w:name="endnote reference" w:semiHidden="1" w:unhideWhenUsed="1"/>
+    <w:lsdException w:name="endnote text" w:semiHidden="1" w:unhideWhenUsed="1"/>
+    <w:lsdException w:name="table of authorities" w:semiHidden="1" w:unhideWhenUsed="1"/>
+    <w:lsdException w:name="macro" w:semiHidden="1" w:unhideWhenUsed="1"/>
+    <w:lsdException w:name="toa heading" w:semiHidden="1" w:unhideWhenUsed="1"/>
+    <w:lsdException w:name="List" w:semiHidden="1" w:unhideWhenUsed="1"/>
+    <w:lsdException w:name="List Bullet" w:semiHidden="1" w:unhideWhenUsed="1"/>
+    <w:lsdException w:name="List Number" w:semiHidden="1" w:unhideWhenUsed="1"/>
+    <w:lsdException w:name="List 2" w:semiHidden="1" w:unhideWhenUsed="1"/>
+    <w:lsdException w:name="List 3" w:semiHidden="1" w:unhideWhenUsed="1"/>
+    <w:lsdException w:name="List 4" w:semiHidden="1" w:unhideWhenUsed="1"/>
+    <w:lsdException w:name="List 5" w:semiHidden="1" w:unhideWhenUsed="1"/>
+    <w:lsdException w:name="List Bullet 2" w:semiHidden="1" w:unhideWhenUsed="1"/>
+    <w:lsdException w:name="List Bullet 3" w:semiHidden="1" w:unhideWhenUsed="1"/>
+    <w:lsdException w:name="List Bullet 4" w:semiHidden="1" w:unhideWhenUsed="1"/>
+    <w:lsdException w:name="List Bullet 5" w:semiHidden="1" w:unhideWhenUsed="1"/>
+    <w:lsdException w:name="List Number 2" w:semiHidden="1" w:unhideWhenUsed="1"/>
+    <w:lsdException w:name="List Number 3" w:semiHidden="1" w:unhideWhenUsed="1"/>
+    <w:lsdException w:name="List Number 4" w:semiHidden="1" w:unhideWhenUsed="1"/>
+    <w:lsdException w:name="List Number 5" w:semiHidden="1" w:unhideWhenUsed="1"/>
+    <w:lsdException w:name="Title" w:uiPriority="10" w:qFormat="1"/>
+    <w:lsdException w:name="Closing" w:semiHidden="1" w:unhideWhenUsed="1"/>
+    <w:lsdException w:name="Signature" w:semiHidden="1" w:unhideWhenUsed="1"/>
+    <w:lsdException w:name="Default Paragraph Font" w:semiHidden="1" w:uiPriority="1" w:unhideWhenUsed="1"/>
+    <w:lsdException w:name="Body Text" w:semiHidden="1" w:unhideWhenUsed="1"/>
+    <w:lsdException w:name="Body Text Indent" w:semiHidden="1" w:unhideWhenUsed="1"/>
+    <w:lsdException w:name="List Continue" w:semiHidden="1" w:unhideWhenUsed="1"/>
+    <w:lsdException w:name="List Continue 2" w:semiHidden="1" w:unhideWhenUsed="1"/>
+    <w:lsdException w:name="List Continue 3" w:semiHidden="1" w:unhideWhenUsed="1"/>
+    <w:lsdException w:name="List Continue 4" w:semiHidden="1" w:unhideWhenUsed="1"/>
+    <w:lsdException w:name="List Continue 5" w:semiHidden="1" w:unhideWhenUsed="1"/>
+    <w:lsdException w:name="Message Header" w:semiHidden="1" w:unhideWhenUsed="1"/>
+    <w:lsdException w:name="Subtitle" w:uiPriority="11" w:qFormat="1"/>
+    <w:lsdException w:name="Salutation" w:semiHidden="1" w:unhideWhenUsed="1"/>
+    <w:lsdException w:name="Date" w:semiHidden="1" w:unhideWhenUsed="1"/>
+    <w:lsdException w:name="Body Text First Indent" w:semiHidden="1" w:unhideWhenUsed="1"/>
+    <w:lsdException w:name="Body Text First Indent 2" w:semiHidden="1" w:unhideWhenUsed="1"/>
+    <w:lsdException w:name="Note Heading" w:semiHidden="1" w:unhideWhenUsed="1"/>
+    <w:lsdException w:name="Body Text 2" w:semiHidden="1" w:unhideWhenUsed="1"/>
+    <w:lsdException w:name="Body Text 3" w:semiHidden="1" w:unhideWhenUsed="1"/>
+    <w:lsdException w:name="Body Text Indent 2" w:semiHidden="1" w:unhideWhenUsed="1"/>
+    <w:lsdException w:name="Body Text Indent 3" w:semiHidden="1" w:unhideWhenUsed="1"/>
+    <w:lsdException w:name="Block Text" w:semiHidden="1" w:unhideWhenUsed="1"/>
+    <w:lsdException w:name="Hyperlink" w:semiHidden="1" w:unhideWhenUsed="1"/>
+    <w:lsdException w:name="FollowedHyperlink" w:semiHidden="1" w:unhideWhenUsed="1"/>
+    <w:lsdException w:name="Strong" w:uiPriority="22" w:qFormat="1"/>
+    <w:lsdException w:name="Emphasis" w:uiPriority="20" w:qFormat="1"/>
+    <w:lsdException w:name="Document Map" w:semiHidden="1" w:unhideWhenUsed="1"/>
+    <w:lsdException w:name="Plain Text" w:semiHidden="1" w:unhideWhenUsed="1"/>
+    <w:lsdException w:name="E-mail Signature" w:semiHidden="1" w:unhideWhenUsed="1"/>
+    <w:lsdException w:name="HTML Top of Form" w:semiHidden="1" w:unhideWhenUsed="1"/>
+    <w:lsdException w:name="HTML Bottom of Form" w:semiHidden="1" w:unhideWhenUsed="1"/>
+    <w:lsdException w:name="Normal (Web)" w:semiHidden="1" w:unhideWhenUsed="1"/>
+    <w:lsdException w:name="HTML Acronym" w:semiHidden="1" w:unhideWhenUsed="1"/>
+    <w:lsdException w:name="HTML Address" w:semiHidden="1" w:unhideWhenUsed="1"/>
+    <w:lsdException w:name="HTML Cite" w:semiHidden="1" w:unhideWhenUsed="1"/>
+    <w:lsdException w:name="HTML Code" w:semiHidden="1" w:unhideWhenUsed="1"/>
+    <w:lsdException w:name="HTML Definition" w:semiHidden="1" w:unhideWhenUsed="1"/>
+    <w:lsdException w:name="HTML Keyboard" w:semiHidden="1" w:unhideWhenUsed="1"/>
+    <w:lsdException w:name="HTML Preformatted" w:semiHidden="1" w:unhideWhenUsed="1"/>
+    <w:lsdException w:name="HTML Sample" w:semiHidden="1" w:unhideWhenUsed="1"/>
+    <w:lsdException w:name="HTML Typewriter" w:semiHidden="1" w:unhideWhenUsed="1"/>
+    <w:lsdException w:name="HTML Variable" w:semiHidden="1" w:unhideWhenUsed="1"/>
+    <w:lsdException w:name="Normal Table" w:semiHidden="1" w:unhideWhenUsed="1"/>
+    <w:lsdException w:name="annotation subject" w:semiHidden="1" w:unhideWhenUsed="1"/>
+    <w:lsdException w:name="No List" w:semiHidden="1" w:unhideWhenUsed="1"/>
+    <w:lsdException w:name="Outline List 1" w:semiHidden="1" w:unhideWhenUsed="1"/>
+    <w:lsdException w:name="Outline List 2" w:semiHidden="1" w:unhideWhenUsed="1"/>
+    <w:lsdException w:name="Outline List 3" w:semiHidden="1" w:unhideWhenUsed="1"/>
+    <w:lsdException w:name="Table Simple 1" w:semiHidden="1" w:unhideWhenUsed="1"/>
+    <w:lsdException w:name="Table Simple 2" w:semiHidden="1" w:unhideWhenUsed="1"/>
+    <w:lsdException w:name="Table Simple 3" w:semiHidden="1" w:unhideWhenUsed="1"/>
+    <w:lsdException w:name="Table Classic 1" w:semiHidden="1" w:unhideWhenUsed="1"/>
+    <w:lsdException w:name="Table Classic 2" w:semiHidden="1" w:unhideWhenUsed="1"/>
+    <w:lsdException w:name="Table Classic 3" w:semiHidden="1" w:unhideWhenUsed="1"/>
+    <w:lsdException w:name="Table Classic 4" w:semiHidden="1" w:unhideWhenUsed="1"/>
+    <w:lsdException w:name="Table Colorful 1" w:semiHidden="1" w:unhideWhenUsed="1"/>
+    <w:lsdException w:name="Table Colorful 2" w:semiHidden="1" w:unhideWhenUsed="1"/>
+    <w:lsdException w:name="Table Colorful 3" w:semiHidden="1" w:unhideWhenUsed="1"/>
+    <w:lsdException w:name="Table Columns 1" w:semiHidden="1" w:unhideWhenUsed="1"/>
+    <w:lsdException w:name="Table Columns 2" w:semiHidden="1" w:unhideWhenUsed="1"/>
+    <w:lsdException w:name="Table Columns 3" w:semiHidden="1" w:unhideWhenUsed="1"/>
+    <w:lsdException w:name="Table Columns 4" w:semiHidden="1" w:unhideWhenUsed="1"/>
+    <w:lsdException w:name="Table Columns 5" w:semiHidden="1" w:unhideWhenUsed="1"/>
+    <w:lsdException w:name="Table Grid 1" w:semiHidden="1" w:unhideWhenUsed="1"/>
+    <w:lsdException w:name="Table Grid 2" w:semiHidden="1" w:unhideWhenUsed="1"/>
+    <w:lsdException w:name="Table Grid 3" w:semiHidden="1" w:unhideWhenUsed="1"/>
+    <w:lsdException w:name="Table Grid 4" w:semiHidden="1" w:unhideWhenUsed="1"/>
+    <w:lsdException w:name="Table Grid 5" w:semiHidden="1" w:unhideWhenUsed="1"/>
+    <w:lsdException w:name="Table Grid 6" w:semiHidden="1" w:unhideWhenUsed="1"/>
+    <w:lsdException w:name="Table Grid 7" w:semiHidden="1" w:unhideWhenUsed="1"/>
+    <w:lsdException w:name="Table Grid 8" w:semiHidden="1" w:unhideWhenUsed="1"/>
+    <w:lsdException w:name="Table List 1" w:semiHidden="1" w:unhideWhenUsed="1"/>
+    <w:lsdException w:name="Table List 2" w:semiHidden="1" w:unhideWhenUsed="1"/>
+    <w:lsdException w:name="Table List 3" w:semiHidden="1" w:unhideWhenUsed="1"/>
+    <w:lsdException w:name="Table List 4" w:semiHidden="1" w:unhideWhenUsed="1"/>
+    <w:lsdException w:name="Table List 5" w:semiHidden="1" w:unhideWhenUsed="1"/>
+    <w:lsdException w:name="Table List 6" w:semiHidden="1" w:unhideWhenUsed="1"/>
+    <w:lsdException w:name="Table List 7" w:semiHidden="1" w:unhideWhenUsed="1"/>
+    <w:lsdException w:name="Table List 8" w:semiHidden="1" w:unhideWhenUsed="1"/>
+    <w:lsdException w:name="Table 3D effects 1" w:semiHidden="1" w:unhideWhenUsed="1"/>
+    <w:lsdException w:name="Table 3D effects 2" w:semiHidden="1" w:unhideWhenUsed="1"/>
+    <w:lsdException w:name="Table 3D effects 3" w:semiHidden="1" w:unhideWhenUsed="1"/>
+    <w:lsdException w:name="Table Contemporary" w:semiHidden="1" w:unhideWhenUsed="1"/>
+    <w:lsdException w:name="Table Elegant" w:semiHidden="1" w:unhideWhenUsed="1"/>
+    <w:lsdException w:name="Table Professional" w:semiHidden="1" w:unhideWhenUsed="1"/>
+    <w:lsdException w:name="Table Subtle 1" w:semiHidden="1" w:unhideWhenUsed="1"/>
+    <w:lsdException w:name="Table Subtle 2" w:semiHidden="1" w:unhideWhenUsed="1"/>
+    <w:lsdException w:name="Table Web 1" w:semiHidden="1" w:unhideWhenUsed="1"/>
+    <w:lsdException w:name="Table Web 2" w:semiHidden="1" w:unhideWhenUsed="1"/>
+    <w:lsdException w:name="Table Web 3" w:semiHidden="1" w:unhideWhenUsed="1"/>
+    <w:lsdException w:name="Balloon Text" w:semiHidden="1" w:unhideWhenUsed="1"/>
+    <w:lsdException w:name="Table Grid" w:uiPriority="39"/>
+    <w:lsdException w:name="Table Theme" w:semiHidden="1" w:unhideWhenUsed="1"/>
+    <w:lsdException w:name="Placeholder Text" w:semiHidden="1"/>
+    <w:lsdException w:name="No Spacing" w:uiPriority="1" w:qFormat="1"/>
+    <w:lsdException w:name="Light Shading" w:uiPriority="60"/>
+    <w:lsdException w:name="Light List" w:uiPriority="61"/>
+    <w:lsdException w:name="Light Grid" w:uiPriority="62"/>
+    <w:lsdException w:name="Medium Shading 1" w:uiPriority="63"/>
+    <w:lsdException w:name="Medium Shading 2" w:uiPriority="64"/>
+    <w:lsdException w:name="Medium List 1" w:uiPriority="65"/>
+    <w:lsdException w:name="Medium List 2" w:uiPriority="66"/>
+    <w:lsdException w:name="Medium Grid 1" w:uiPriority="67"/>
+    <w:lsdException w:name="Medium Grid 2" w:uiPriority="68"/>
+    <w:lsdException w:name="Medium Grid 3" w:uiPriority="69"/>
+    <w:lsdException w:name="Dark List" w:uiPriority="70"/>
+    <w:lsdException w:name="Colorful Shading" w:uiPriority="71"/>
+    <w:lsdException w:name="Colorful List" w:uiPriority="72"/>
+    <w:lsdException w:name="Colorful Grid" w:uiPriority="73"/>
+    <w:lsdException w:name="Light Shading Accent 1" w:uiPriority="60"/>
+    <w:lsdException w:name="Light List Accent 1" w:uiPriority="61"/>
+    <w:lsdException w:name="Light Grid Accent 1" w:uiPriority="62"/>
+    <w:lsdException w:name="Medium Shading 1 Accent 1" w:uiPriority="63"/>
+    <w:lsdException w:name="Medium Shading 2 Accent 1" w:uiPriority="64"/>
+    <w:lsdException w:name="Medium List 1 Accent 1" w:uiPriority="65"/>
+    <w:lsdException w:name="Revision" w:semiHidden="1"/>
+    <w:lsdException w:name="List Paragraph" w:uiPriority="34" w:qFormat="1"/>
+    <w:lsdException w:name="Quote" w:uiPriority="29" w:qFormat="1"/>
+    <w:lsdException w:name="Intense Quote" w:uiPriority="30" w:qFormat="1"/>
+    <w:lsdException w:name="Medium List 2 Accent 1" w:uiPriority="66"/>
+    <w:lsdException w:name="Medium Grid 1 Accent 1" w:uiPriority="67"/>
+    <w:lsdException w:name="Medium Grid 2 Accent 1" w:uiPriority="68"/>
+    <w:lsdException w:name="Medium Grid 3 Accent 1" w:uiPriority="69"/>
+    <w:lsdException w:name="Dark List Accent 1" w:uiPriority="70"/>
+    <w:lsdException w:name="Colorful Shading Accent 1" w:uiPriority="71"/>
+    <w:lsdException w:name="Colorful List Accent 1" w:uiPriority="72"/>
+    <w:lsdException w:name="Colorful Grid Accent 1" w:uiPriority="73"/>
+    <w:lsdException w:name="Light Shading Accent 2" w:uiPriority="60"/>
+    <w:lsdException w:name="Light List Accent 2" w:uiPriority="61"/>
+    <w:lsdException w:name="Light Grid Accent 2" w:uiPriority="62"/>
+    <w:lsdException w:name="Medium Shading 1 Accent 2" w:uiPriority="63"/>
+    <w:lsdException w:name="Medium Shading 2 Accent 2" w:uiPriority="64"/>
+    <w:lsdException w:name="Medium List 1 Accent 2" w:uiPriority="65"/>
+    <w:lsdException w:name="Medium List 2 Accent 2" w:uiPriority="66"/>
+    <w:lsdException w:name="Medium Grid 1 Accent 2" w:uiPriority="67"/>
+    <w:lsdException w:name="Medium Grid 2 Accent 2" w:uiPriority="68"/>
+    <w:lsdException w:name="Medium Grid 3 Accent 2" w:uiPriority="69"/>
+    <w:lsdException w:name="Dark List Accent 2" w:uiPriority="70"/>
+    <w:lsdException w:name="Colorful Shading Accent 2" w:uiPriority="71"/>
+    <w:lsdException w:name="Colorful List Accent 2" w:uiPriority="72"/>
+    <w:lsdException w:name="Colorful Grid Accent 2" w:uiPriority="73"/>
+    <w:lsdException w:name="Light Shading Accent 3" w:uiPriority="60"/>
+    <w:lsdException w:name="Light List Accent 3" w:uiPriority="61"/>
+    <w:lsdException w:name="Light Grid Accent 3" w:uiPriority="62"/>
+    <w:lsdException w:name="Medium Shading 1 Accent 3" w:uiPriority="63"/>
+    <w:lsdException w:name="Medium Shading 2 Accent 3" w:uiPriority="64"/>
+    <w:lsdException w:name="Medium List 1 Accent 3" w:uiPriority="65"/>
+    <w:lsdException w:name="Medium List 2 Accent 3" w:uiPriority="66"/>
+    <w:lsdException w:name="Medium Grid 1 Accent 3" w:uiPriority="67"/>
+    <w:lsdException w:name="Medium Grid 2 Accent 3" w:uiPriority="68"/>
+    <w:lsdException w:name="Medium Grid 3 Accent 3" w:uiPriority="69"/>
+    <w:lsdException w:name="Dark List Accent 3" w:uiPriority="70"/>
+    <w:lsdException w:name="Colorful Shading Accent 3" w:uiPriority="71"/>
+    <w:lsdException w:name="Colorful List Accent 3" w:uiPriority="72"/>
+    <w:lsdException w:name="Colorful Grid Accent 3" w:uiPriority="73"/>
+    <w:lsdException w:name="Light Shading Accent 4" w:uiPriority="60"/>
+    <w:lsdException w:name="Light List Accent 4" w:uiPriority="61"/>
+    <w:lsdException w:name="Light Grid Accent 4" w:uiPriority="62"/>
+    <w:lsdException w:name="Medium Shading 1 Accent 4" w:uiPriority="63"/>
+    <w:lsdException w:name="Medium Shading 2 Accent 4" w:uiPriority="64"/>
+    <w:lsdException w:name="Medium List 1 Accent 4" w:uiPriority="65"/>
+    <w:lsdException w:name="Medium List 2 Accent 4" w:uiPriority="66"/>
+    <w:lsdException w:name="Medium Grid 1 Accent 4" w:uiPriority="67"/>
+    <w:lsdException w:name="Medium Grid 2 Accent 4" w:uiPriority="68"/>
+    <w:lsdException w:name="Medium Grid 3 Accent 4" w:uiPriority="69"/>
+    <w:lsdException w:name="Dark List Accent 4" w:uiPriority="70"/>
+    <w:lsdException w:name="Colorful Shading Accent 4" w:uiPriority="71"/>
+    <w:lsdException w:name="Colorful List Accent 4" w:uiPriority="72"/>
+    <w:lsdException w:name="Colorful Grid Accent 4" w:uiPriority="73"/>
+    <w:lsdException w:name="Light Shading Accent 5" w:uiPriority="60"/>
+    <w:lsdException w:name="Light List Accent 5" w:uiPriority="61"/>
+    <w:lsdException w:name="Light Grid Accent 5" w:uiPriority="62"/>
+    <w:lsdException w:name="Medium Shading 1 Accent 5" w:uiPriority="63"/>
+    <w:lsdException w:name="Medium Shading 2 Accent 5" w:uiPriority="64"/>
+    <w:lsdException w:name="Medium List 1 Accent 5" w:uiPriority="65"/>
+    <w:lsdException w:name="Medium List 2 Accent 5" w:uiPriority="66"/>
+    <w:lsdException w:name="Medium Grid 1 Accent 5" w:uiPriority="67"/>
+    <w:lsdException w:name="Medium Grid 2 Accent 5" w:uiPriority="68"/>
+    <w:lsdException w:name="Medium Grid 3 Accent 5" w:uiPriority="69"/>
+    <w:lsdException w:name="Dark List Accent 5" w:uiPriority="70"/>
+    <w:lsdException w:name="Colorful Shading Accent 5" w:uiPriority="71"/>
+    <w:lsdException w:name="Colorful List Accent 5" w:uiPriority="72"/>
+    <w:lsdException w:name="Colorful Grid Accent 5" w:uiPriority="73"/>
+    <w:lsdException w:name="Light Shading Accent 6" w:uiPriority="60"/>
+    <w:lsdException w:name="Light List Accent 6" w:uiPriority="61"/>
+    <w:lsdException w:name="Light Grid Accent 6" w:uiPriority="62"/>
+    <w:lsdException w:name="Medium Shading 1 Accent 6" w:uiPriority="63"/>
+    <w:lsdException w:name="Medium Shading 2 Accent 6" w:uiPriority="64"/>
+    <w:lsdException w:name="Medium List 1 Accent 6" w:uiPriority="65"/>
+    <w:lsdException w:name="Medium List 2 Accent 6" w:uiPriority="66"/>
+    <w:lsdException w:name="Medium Grid 1 Accent 6" w:uiPriority="67"/>
+    <w:lsdException w:name="Medium Grid 2 Accent 6" w:uiPriority="68"/>
+    <w:lsdException w:name="Medium Grid 3 Accent 6" w:uiPriority="69"/>
+    <w:lsdException w:name="Dark List Accent 6" w:uiPriority="70"/>
+    <w:lsdException w:name="Colorful Shading Accent 6" w:uiPriority="71"/>
+    <w:lsdException w:name="Colorful List Accent 6" w:uiPriority="72"/>
+    <w:lsdException w:name="Colorful Grid Accent 6" w:uiPriority="73"/>
+    <w:lsdException w:name="Subtle Emphasis" w:uiPriority="19" w:qFormat="1"/>
+    <w:lsdException w:name="Intense Emphasis" w:uiPriority="21" w:qFormat="1"/>
+    <w:lsdException w:name="Subtle Reference" w:uiPriority="31" w:qFormat="1"/>
+    <w:lsdException w:name="Intense Reference" w:uiPriority="32" w:qFormat="1"/>
+    <w:lsdException w:name="Book Title" w:uiPriority="33" w:qFormat="1"/>
+    <w:lsdException w:name="Bibliography" w:semiHidden="1" w:uiPriority="37" w:unhideWhenUsed="1"/>
+    <w:lsdException w:name="TOC Heading" w:semiHidden="1" w:uiPriority="39" w:unhideWhenUsed="1" w:qFormat="1"/>
+    <w:lsdException w:name="Plain Table 1" w:uiPriority="41"/>
+    <w:lsdException w:name="Plain Table 2" w:uiPriority="42"/>
+    <w:lsdException w:name="Plain Table 3" w:uiPriority="43"/>
+    <w:lsdException w:name="Plain Table 4" w:uiPriority="44"/>
+    <w:lsdException w:name="Plain Table 5" w:uiPriority="45"/>
+    <w:lsdException w:name="Grid Table Light" w:uiPriority="40"/>
+    <w:lsdException w:name="Grid Table 1 Light" w:uiPriority="46"/>
+    <w:lsdException w:name="Grid Table 2" w:uiPriority="47"/>
+    <w:lsdException w:name="Grid Table 3" w:uiPriority="48"/>
+    <w:lsdException w:name="Grid Table 4" w:uiPriority="49"/>
+    <w:lsdException w:name="Grid Table 5 Dark" w:uiPriority="50"/>
+    <w:lsdException w:name="Grid Table 6 Colorful" w:uiPriority="51"/>
+    <w:lsdException w:name="Grid Table 7 Colorful" w:uiPriority="52"/>
+    <w:lsdException w:name="Grid Table 1 Light Accent 1" w:uiPriority="46"/>
+    <w:lsdException w:name="Grid Table 2 Accent 1" w:uiPriority="47"/>
+    <w:lsdException w:name="Grid Table 3 Accent 1" w:uiPriority="48"/>
+    <w:lsdException w:name="Grid Table 4 Accent 1" w:uiPriority="49"/>
+    <w:lsdException w:name="Grid Table 5 Dark Accent 1" w:uiPriority="50"/>
+    <w:lsdException w:name="Grid Table 6 Colorful Accent 1" w:uiPriority="51"/>
+    <w:lsdException w:name="Grid Table 7 Colorful Accent 1" w:uiPriority="52"/>
+    <w:lsdException w:name="Grid Table 1 Light Accent 2" w:uiPriority="46"/>
+    <w:lsdException w:name="Grid Table 2 Accent 2" w:uiPriority="47"/>
+    <w:lsdException w:name="Grid Table 3 Accent 2" w:uiPriority="48"/>
+    <w:lsdException w:name="Grid Table 4 Accent 2" w:uiPriority="49"/>
+    <w:lsdException w:name="Grid Table 5 Dark Accent 2" w:uiPriority="50"/>
+    <w:lsdException w:name="Grid Table 6 Colorful Accent 2" w:uiPriority="51"/>
+    <w:lsdException w:name="Grid Table 7 Colorful Accent 2" w:uiPriority="52"/>
+    <w:lsdException w:name="Grid Table 1 Light Accent 3" w:uiPriority="46"/>
+    <w:lsdException w:name="Grid Table 2 Accent 3" w:uiPriority="47"/>
+    <w:lsdException w:name="Grid Table 3 Accent 3" w:uiPriority="48"/>
+    <w:lsdException w:name="Grid Table 4 Accent 3" w:uiPriority="49"/>
+    <w:lsdException w:name="Grid Table 5 Dark Accent 3" w:uiPriority="50"/>
+    <w:lsdException w:name="Grid Table 6 Colorful Accent 3" w:uiPriority="51"/>
+    <w:lsdException w:name="Grid Table 7 Colorful Accent 3" w:uiPriority="52"/>
+    <w:lsdException w:name="Grid Table 1 Light Accent 4" w:uiPriority="46"/>
+    <w:lsdException w:name="Grid Table 2 Accent 4" w:uiPriority="47"/>
+    <w:lsdException w:name="Grid Table 3 Accent 4" w:uiPriority="48"/>
+    <w:lsdException w:name="Grid Table 4 Accent 4" w:uiPriority="49"/>
+    <w:lsdException w:name="Grid Table 5 Dark Accent 4" w:uiPriority="50"/>
+    <w:lsdException w:name="Grid Table 6 Colorful Accent 4" w:uiPriority="51"/>
+    <w:lsdException w:name="Grid Table 7 Colorful Accent 4" w:uiPriority="52"/>
+    <w:lsdException w:name="Grid Table 1 Light Accent 5" w:uiPriority="46"/>
+    <w:lsdException w:name="Grid Table 2 Accent 5" w:uiPriority="47"/>
+    <w:lsdException w:name="Grid Table 3 Accent 5" w:uiPriority="48"/>
+    <w:lsdException w:name="Grid Table 4 Accent 5" w:uiPriority="49"/>
+    <w:lsdException w:name="Grid Table 5 Dark Accent 5" w:uiPriority="50"/>
+    <w:lsdException w:name="Grid Table 6 Colorful Accent 5" w:uiPriority="51"/>
+    <w:lsdException w:name="Grid Table 7 Colorful Accent 5" w:uiPriority="52"/>
+    <w:lsdException w:name="Grid Table 1 Light Accent 6" w:uiPriority="46"/>
+    <w:lsdException w:name="Grid Table 2 Accent 6" w:uiPriority="47"/>
+    <w:lsdException w:name="Grid Table 3 Accent 6" w:uiPriority="48"/>
+    <w:lsdException w:name="Grid Table 4 Accent 6" w:uiPriority="49"/>
+    <w:lsdException w:name="Grid Table 5 Dark Accent 6" w:uiPriority="50"/>
+    <w:lsdException w:name="Grid Table 6 Colorful Accent 6" w:uiPriority="51"/>
+    <w:lsdException w:name="Grid Table 7 Colorful Accent 6" w:uiPriority="52"/>
+    <w:lsdException w:name="List Table 1 Light" w:uiPriority="46"/>
+    <w:lsdException w:name="List Table 2" w:uiPriority="47"/>
+    <w:lsdException w:name="List Table 3" w:uiPriority="48"/>
+    <w:lsdException w:name="List Table 4" w:uiPriority="49"/>
+    <w:lsdException w:name="List Table 5 Dark" w:uiPriority="50"/>
+    <w:lsdException w:name="List Table 6 Colorful" w:uiPriority="51"/>
+    <w:lsdException w:name="List Table 7 Colorful" w:uiPriority="52"/>
+    <w:lsdException w:name="List Table 1 Light Accent 1" w:uiPriority="46"/>
+    <w:lsdException w:name="List Table 2 Accent 1" w:uiPriority="47"/>
+    <w:lsdException w:name="List Table 3 Accent 1" w:uiPriority="48"/>
+    <w:lsdException w:name="List Table 4 Accent 1" w:uiPriority="49"/>
+    <w:lsdException w:name="List Table 5 Dark Accent 1" w:uiPriority="50"/>
+    <w:lsdException w:name="List Table 6 Colorful Accent 1" w:uiPriority="51"/>
+    <w:lsdException w:name="List Table 7 Colorful Accent 1" w:uiPriority="52"/>
+    <w:lsdException w:name="List Table 1 Light Accent 2" w:uiPriority="46"/>
+    <w:lsdException w:name="List Table 2 Accent 2" w:uiPriority="47"/>
+    <w:lsdException w:name="List Table 3 Accent 2" w:uiPriority="48"/>
+    <w:lsdException w:name="List Table 4 Accent 2" w:uiPriority="49"/>
+    <w:lsdException w:name="List Table 5 Dark Accent 2" w:uiPriority="50"/>
+    <w:lsdException w:name="List Table 6 Colorful Accent 2" w:uiPriority="51"/>
+    <w:lsdException w:name="List Table 7 Colorful Accent 2" w:uiPriority="52"/>
+    <w:lsdException w:name="List Table 1 Light Accent 3" w:uiPriority="46"/>
+    <w:lsdException w:name="List Table 2 Accent 3" w:uiPriority="47"/>
+    <w:lsdException w:name="List Table 3 Accent 3" w:uiPriority="48"/>
+    <w:lsdException w:name="List Table 4 Accent 3" w:uiPriority="49"/>
+    <w:lsdException w:name="List Table 5 Dark Accent 3" w:uiPriority="50"/>
+    <w:lsdException w:name="List Table 6 Colorful Accent 3" w:uiPriority="51"/>
+    <w:lsdException w:name="List Table 7 Colorful Accent 3" w:uiPriority="52"/>
+    <w:lsdException w:name="List Table 1 Light Accent 4" w:uiPriority="46"/>
+    <w:lsdException w:name="List Table 2 Accent 4" w:uiPriority="47"/>
+    <w:lsdException w:name="List Table 3 Accent 4" w:uiPriority="48"/>
+    <w:lsdException w:name="List Table 4 Accent 4" w:uiPriority="49"/>
+    <w:lsdException w:name="List Table 5 Dark Accent 4" w:uiPriority="50"/>
+    <w:lsdException w:name="List Table 6 Colorful Accent 4" w:uiPriority="51"/>
+    <w:lsdException w:name="List Table 7 Colorful Accent 4" w:uiPriority="52"/>
+    <w:lsdException w:name="List Table 1 Light Accent 5" w:uiPriority="46"/>
+    <w:lsdException w:name="List Table 2 Accent 5" w:uiPriority="47"/>
+    <w:lsdException w:name="List Table 3 Accent 5" w:uiPriority="48"/>
+    <w:lsdException w:name="List Table 4 Accent 5" w:uiPriority="49"/>
+    <w:lsdException w:name="List Table 5 Dark Accent 5" w:uiPriority="50"/>
+    <w:lsdException w:name="List Table 6 Colorful Accent 5" w:uiPriority="51"/>
+    <w:lsdException w:name="List Table 7 Colorful Accent 5" w:uiPriority="52"/>
+    <w:lsdException w:name="List Table 1 Light Accent 6" w:uiPriority="46"/>
+    <w:lsdException w:name="List Table 2 Accent 6" w:uiPriority="47"/>
+    <w:lsdException w:name="List Table 3 Accent 6" w:uiPriority="48"/>
+    <w:lsdException w:name="List Table 4 Accent 6" w:uiPriority="49"/>
+    <w:lsdException w:name="List Table 5 Dark Accent 6" w:uiPriority="50"/>
+    <w:lsdException w:name="List Table 6 Colorful Accent 6" w:uiPriority="51"/>
+    <w:lsdException w:name="List Table 7 Colorful Accent 6" w:uiPriority="52"/>
+    <w:lsdException w:name="Mention" w:semiHidden="1" w:unhideWhenUsed="1"/>
+    <w:lsdException w:name="Smart Hyperlink" w:semiHidden="1" w:unhideWhenUsed="1"/>
+    <w:lsdException w:name="Hashtag" w:semiHidden="1" w:unhideWhenUsed="1"/>
+    <w:lsdException w:name="Unresolved Mention" w:semiHidden="1" w:unhideWhenUsed="1"/>
+    <w:lsdException w:name="Smart Link" w:semiHidden="1" w:unhideWhenUsed="1"/>
+  </w:latentStyles>
+  <w:style w:type="paragraph" w:default="1" w:styleId="a">
+    <w:name w:val="Normal"/>
+    <w:qFormat/>
+    <w:pPr>
+      <w:widowControl w:val="0"/>
+    </w:pPr>
+  </w:style>
+  <w:style w:type="paragraph" w:styleId="1">
+    <w:name w:val="heading 1"/>
+    <w:uiPriority w:val="9"/>
+    <w:qFormat/>
+    <w:pPr>
+      <w:outlineLvl w:val="0"/>
+    </w:pPr>
+    <w:rPr>
+      <w:color w:val="2E74B5"/>
+      <w:sz w:val="32"/>
+      <w:szCs w:val="32"/>
+    </w:rPr>
+  </w:style>
+  <w:style w:type="paragraph" w:styleId="2">
+    <w:name w:val="heading 2"/>
+    <w:uiPriority w:val="9"/>
+    <w:semiHidden/>
+    <w:unhideWhenUsed/>
+    <w:qFormat/>
+    <w:pPr>
+      <w:outlineLvl w:val="1"/>
+    </w:pPr>
+    <w:rPr>
+      <w:color w:val="2E74B5"/>
+      <w:sz w:val="26"/>
+      <w:szCs w:val="26"/>
+    </w:rPr>
+  </w:style>
+  <w:style w:type="paragraph" w:styleId="3">
+    <w:name w:val="heading 3"/>
+    <w:uiPriority w:val="9"/>
+    <w:semiHidden/>
+    <w:unhideWhenUsed/>
+    <w:qFormat/>
+    <w:pPr>
+      <w:outlineLvl w:val="2"/>
+    </w:pPr>
+    <w:rPr>
+      <w:color w:val="1F4D78"/>
+      <w:sz w:val="24"/>
+      <w:szCs w:val="24"/>
+    </w:rPr>
+  </w:style>
+  <w:style w:type="paragraph" w:styleId="4">
+    <w:name w:val="heading 4"/>
+    <w:uiPriority w:val="9"/>
+    <w:semiHidden/>
+    <w:unhideWhenUsed/>
+    <w:qFormat/>
+    <w:pPr>
+      <w:outlineLvl w:val="3"/>
+    </w:pPr>
+    <w:rPr>
+      <w:i/>
+      <w:iCs/>
+      <w:color w:val="2E74B5"/>
+    </w:rPr>
+  </w:style>
+  <w:style w:type="paragraph" w:styleId="5">
+    <w:name w:val="heading 5"/>
+    <w:uiPriority w:val="9"/>
+    <w:semiHidden/>
+    <w:unhideWhenUsed/>
+    <w:qFormat/>
+    <w:pPr>
+      <w:outlineLvl w:val="4"/>
+    </w:pPr>
+    <w:rPr>
+      <w:color w:val="2E74B5"/>
+    </w:rPr>
+  </w:style>
+  <w:style w:type="paragraph" w:styleId="6">
+    <w:name w:val="heading 6"/>
+    <w:uiPriority w:val="9"/>
+    <w:semiHidden/>
+    <w:unhideWhenUsed/>
+    <w:qFormat/>
+    <w:pPr>
+      <w:outlineLvl w:val="5"/>
+    </w:pPr>
+    <w:rPr>
+      <w:color w:val="1F4D78"/>
+    </w:rPr>
+  </w:style>
+  <w:style w:type="character" w:default="1" w:styleId="a0">
+    <w:name w:val="Default Paragraph Font"/>
+    <w:uiPriority w:val="1"/>
+    <w:semiHidden/>
+    <w:unhideWhenUsed/>
+  </w:style>
+  <w:style w:type="table" w:default="1" w:styleId="a1">
+    <w:name w:val="Normal Table"/>
+    <w:uiPriority w:val="99"/>
+    <w:semiHidden/>
+    <w:unhideWhenUsed/>
+    <w:tblPr>
+      <w:tblInd w:w="0" w:type="dxa"/>
+      <w:tblCellMar>
+        <w:top w:w="0" w:type="dxa"/>
+        <w:left w:w="108" w:type="dxa"/>
+        <w:bottom w:w="0" w:type="dxa"/>
+        <w:right w:w="108" w:type="dxa"/>
+      </w:tblCellMar>
+    </w:tblPr>
+  </w:style>
+  <w:style w:type="numbering" w:default="1" w:styleId="a2">
+    <w:name w:val="No List"/>
+    <w:uiPriority w:val="99"/>
+    <w:semiHidden/>
+    <w:unhideWhenUsed/>
+  </w:style>
+  <w:style w:type="paragraph" w:styleId="a3">
     <w:name w:val="Title"/>
-    <w:basedOn w:val="Normal"/>
-    <w:next w:val="Normal"/>
+    <w:uiPriority w:val="10"/>
     <w:qFormat/>
     <w:rPr>
       <w:sz w:val="56"/>
       <w:szCs w:val="56"/>
     </w:rPr>
   </w:style>
-  <w:style w:type="paragraph" w:styleId="Heading1">
-    <w:name w:val="Heading 1"/>
-    <w:basedOn w:val="Normal"/>
-    <w:next w:val="Normal"/>
-    <w:qFormat/>
-    <w:rPr>
-      <w:color w:val="2E74B5"/>
-      <w:sz w:val="32"/>
-      <w:szCs w:val="32"/>
-    </w:rPr>
-  </w:style>
-  <w:style w:type="paragraph" w:styleId="Heading2">
-    <w:name w:val="Heading 2"/>
-    <w:basedOn w:val="Normal"/>
-    <w:next w:val="Normal"/>
-    <w:qFormat/>
-    <w:rPr>
-      <w:color w:val="2E74B5"/>
-      <w:sz w:val="26"/>
-      <w:szCs w:val="26"/>
-    </w:rPr>
-  </w:style>
-  <w:style w:type="paragraph" w:styleId="Heading3">
-    <w:name w:val="Heading 3"/>
-    <w:basedOn w:val="Normal"/>
-    <w:next w:val="Normal"/>
-    <w:qFormat/>
-    <w:rPr>
-      <w:color w:val="1F4D78"/>
-      <w:sz w:val="24"/>
-      <w:szCs w:val="24"/>
-    </w:rPr>
-  </w:style>
-  <w:style w:type="paragraph" w:styleId="Heading4">
-    <w:name w:val="Heading 4"/>
-    <w:basedOn w:val="Normal"/>
-    <w:next w:val="Normal"/>
-    <w:qFormat/>
-    <w:rPr>
-      <w:i/>
-      <w:iCs/>
-      <w:color w:val="2E74B5"/>
-    </w:rPr>
-  </w:style>
-  <w:style w:type="paragraph" w:styleId="Heading5">
-    <w:name w:val="Heading 5"/>
-    <w:basedOn w:val="Normal"/>
-    <w:next w:val="Normal"/>
-    <w:qFormat/>
-    <w:rPr>
-      <w:color w:val="2E74B5"/>
-    </w:rPr>
-  </w:style>
-  <w:style w:type="paragraph" w:styleId="Heading6">
-    <w:name w:val="Heading 6"/>
-    <w:basedOn w:val="Normal"/>
-    <w:next w:val="Normal"/>
-    <w:qFormat/>
-    <w:rPr>
-      <w:color w:val="1F4D78"/>
-    </w:rPr>
-  </w:style>
-  <w:style w:type="paragraph" w:styleId="Strong">
-    <w:name w:val="Strong"/>
-    <w:basedOn w:val="Normal"/>
-    <w:next w:val="Normal"/>
+  <w:style w:type="paragraph" w:customStyle="1" w:styleId="10">
+    <w:name w:val="要点1"/>
     <w:qFormat/>
     <w:rPr>
       <w:b/>
       <w:bCs/>
     </w:rPr>
   </w:style>
-  <w:style w:type="paragraph" w:styleId="ListParagraph">
+  <w:style w:type="paragraph" w:styleId="a4">
     <w:name w:val="List Paragraph"/>
-    <w:basedOn w:val="Normal"/>
     <w:qFormat/>
   </w:style>
-  <w:style w:type="character" w:styleId="Hyperlink">
+  <w:style w:type="character" w:styleId="a5">
     <w:name w:val="Hyperlink"/>
-    <w:basedOn w:val="DefaultParagraphFont"/>
     <w:uiPriority w:val="99"/>
     <w:unhideWhenUsed/>
     <w:rPr>
@@ -966,9 +1378,8 @@
       <w:u w:val="single"/>
     </w:rPr>
   </w:style>
-  <w:style w:type="character" w:styleId="FootnoteReference">
+  <w:style w:type="character" w:styleId="a6">
     <w:name w:val="footnote reference"/>
-    <w:basedOn w:val="DefaultParagraphFont"/>
     <w:uiPriority w:val="99"/>
     <w:semiHidden/>
     <w:unhideWhenUsed/>
@@ -976,25 +1387,16 @@
       <w:vertAlign w:val="superscript"/>
     </w:rPr>
   </w:style>
-  <w:style w:type="paragraph" w:styleId="FootnoteText">
+  <w:style w:type="paragraph" w:styleId="a7">
     <w:name w:val="footnote text"/>
-    <w:basedOn w:val="Normal"/>
-    <w:link w:val="FootnoteTextChar"/>
+    <w:link w:val="a8"/>
     <w:uiPriority w:val="99"/>
     <w:semiHidden/>
     <w:unhideWhenUsed/>
-    <w:pPr>
-      <w:spacing w:after="0" w:line="240" w:lineRule="auto"/>
-    </w:pPr>
-    <w:rPr>
-      <w:sz w:val="20"/>
-      <w:szCs w:val="20"/>
-    </w:rPr>
-  </w:style>
-  <w:style w:type="character" w:styleId="FootnoteTextChar">
-    <w:name w:val="Footnote Text Char"/>
-    <w:basedOn w:val="DefaultParagraphFont"/>
-    <w:link w:val="FootnoteText"/>
+  </w:style>
+  <w:style w:type="character" w:customStyle="1" w:styleId="a8">
+    <w:name w:val="脚注文本 字符"/>
+    <w:link w:val="a7"/>
     <w:uiPriority w:val="99"/>
     <w:semiHidden/>
     <w:unhideWhenUsed/>
@@ -1003,9 +1405,8 @@
       <w:szCs w:val="20"/>
     </w:rPr>
   </w:style>
-  <w:style w:type="character" w:styleId="EndnoteReference">
+  <w:style w:type="character" w:styleId="a9">
     <w:name w:val="endnote reference"/>
-    <w:basedOn w:val="DefaultParagraphFont"/>
     <w:uiPriority w:val="99"/>
     <w:semiHidden/>
     <w:unhideWhenUsed/>
@@ -1013,25 +1414,16 @@
       <w:vertAlign w:val="superscript"/>
     </w:rPr>
   </w:style>
-  <w:style w:type="paragraph" w:styleId="EndnoteText">
+  <w:style w:type="paragraph" w:styleId="aa">
     <w:name w:val="endnote text"/>
-    <w:basedOn w:val="Normal"/>
-    <w:link w:val="EndnoteTextChar"/>
+    <w:link w:val="ab"/>
     <w:uiPriority w:val="99"/>
     <w:semiHidden/>
     <w:unhideWhenUsed/>
-    <w:pPr>
-      <w:spacing w:after="0" w:line="240" w:lineRule="auto"/>
-    </w:pPr>
-    <w:rPr>
-      <w:sz w:val="20"/>
-      <w:szCs w:val="20"/>
-    </w:rPr>
-  </w:style>
-  <w:style w:type="character" w:styleId="EndnoteTextChar">
-    <w:name w:val="Endnote Text Char"/>
-    <w:basedOn w:val="DefaultParagraphFont"/>
-    <w:link w:val="EndnoteText"/>
+  </w:style>
+  <w:style w:type="character" w:customStyle="1" w:styleId="ab">
+    <w:name w:val="尾注文本 字符"/>
+    <w:link w:val="aa"/>
     <w:uiPriority w:val="99"/>
     <w:semiHidden/>
     <w:unhideWhenUsed/>
@@ -1041,4 +1433,319 @@
     </w:rPr>
   </w:style>
 </w:styles>
+</file>
+
+<file path=word/theme/theme1.xml><?xml version="1.0" encoding="utf-8"?>
+<a:theme xmlns:a="http://schemas.openxmlformats.org/drawingml/2006/main" name="Office 主题​​">
+  <a:themeElements>
+    <a:clrScheme name="Office">
+      <a:dk1>
+        <a:sysClr val="windowText" lastClr="000000"/>
+      </a:dk1>
+      <a:lt1>
+        <a:sysClr val="window" lastClr="FFFFFF"/>
+      </a:lt1>
+      <a:dk2>
+        <a:srgbClr val="0E2841"/>
+      </a:dk2>
+      <a:lt2>
+        <a:srgbClr val="E8E8E8"/>
+      </a:lt2>
+      <a:accent1>
+        <a:srgbClr val="156082"/>
+      </a:accent1>
+      <a:accent2>
+        <a:srgbClr val="E97132"/>
+      </a:accent2>
+      <a:accent3>
+        <a:srgbClr val="196B24"/>
+      </a:accent3>
+      <a:accent4>
+        <a:srgbClr val="0F9ED5"/>
+      </a:accent4>
+      <a:accent5>
+        <a:srgbClr val="A02B93"/>
+      </a:accent5>
+      <a:accent6>
+        <a:srgbClr val="4EA72E"/>
+      </a:accent6>
+      <a:hlink>
+        <a:srgbClr val="467886"/>
+      </a:hlink>
+      <a:folHlink>
+        <a:srgbClr val="96607D"/>
+      </a:folHlink>
+    </a:clrScheme>
+    <a:fontScheme name="Office">
+      <a:majorFont>
+        <a:latin typeface="等线 Light" panose="02110004020202020204"/>
+        <a:ea typeface=""/>
+        <a:cs typeface=""/>
+        <a:font script="Jpan" typeface="游ゴシック Light"/>
+        <a:font script="Hang" typeface="맑은 고딕"/>
+        <a:font script="Hans" typeface="等线 Light"/>
+        <a:font script="Hant" typeface="新細明體"/>
+        <a:font script="Arab" typeface="Times New Roman"/>
+        <a:font script="Hebr" typeface="Times New Roman"/>
+        <a:font script="Thai" typeface="Angsana New"/>
+        <a:font script="Ethi" typeface="Nyala"/>
+        <a:font script="Beng" typeface="Vrinda"/>
+        <a:font script="Gujr" typeface="Shruti"/>
+        <a:font script="Khmr" typeface="MoolBoran"/>
+        <a:font script="Knda" typeface="Tunga"/>
+        <a:font script="Guru" typeface="Raavi"/>
+        <a:font script="Cans" typeface="Euphemia"/>
+        <a:font script="Cher" typeface="Plantagenet Cherokee"/>
+        <a:font script="Yiii" typeface="Microsoft Yi Baiti"/>
+        <a:font script="Tibt" typeface="Microsoft Himalaya"/>
+        <a:font script="Thaa" typeface="MV Boli"/>
+        <a:font script="Deva" typeface="Mangal"/>
+        <a:font script="Telu" typeface="Gautami"/>
+        <a:font script="Taml" typeface="Latha"/>
+        <a:font script="Syrc" typeface="Estrangelo Edessa"/>
+        <a:font script="Orya" typeface="Kalinga"/>
+        <a:font script="Mlym" typeface="Kartika"/>
+        <a:font script="Laoo" typeface="DokChampa"/>
+        <a:font script="Sinh" typeface="Iskoola Pota"/>
+        <a:font script="Mong" typeface="Mongolian Baiti"/>
+        <a:font script="Viet" typeface="Times New Roman"/>
+        <a:font script="Uigh" typeface="Microsoft Uighur"/>
+        <a:font script="Geor" typeface="Sylfaen"/>
+        <a:font script="Armn" typeface="Arial"/>
+        <a:font script="Bugi" typeface="Leelawadee UI"/>
+        <a:font script="Bopo" typeface="Microsoft JhengHei"/>
+        <a:font script="Java" typeface="Javanese Text"/>
+        <a:font script="Lisu" typeface="Segoe UI"/>
+        <a:font script="Mymr" typeface="Myanmar Text"/>
+        <a:font script="Nkoo" typeface="Ebrima"/>
+        <a:font script="Olck" typeface="Nirmala UI"/>
+        <a:font script="Osma" typeface="Ebrima"/>
+        <a:font script="Phag" typeface="Phagspa"/>
+        <a:font script="Syrn" typeface="Estrangelo Edessa"/>
+        <a:font script="Syrj" typeface="Estrangelo Edessa"/>
+        <a:font script="Syre" typeface="Estrangelo Edessa"/>
+        <a:font script="Sora" typeface="Nirmala UI"/>
+        <a:font script="Tale" typeface="Microsoft Tai Le"/>
+        <a:font script="Talu" typeface="Microsoft New Tai Lue"/>
+        <a:font script="Tfng" typeface="Ebrima"/>
+      </a:majorFont>
+      <a:minorFont>
+        <a:latin typeface="等线" panose="02110004020202020204"/>
+        <a:ea typeface=""/>
+        <a:cs typeface=""/>
+        <a:font script="Jpan" typeface="游明朝"/>
+        <a:font script="Hang" typeface="맑은 고딕"/>
+        <a:font script="Hans" typeface="等线"/>
+        <a:font script="Hant" typeface="新細明體"/>
+        <a:font script="Arab" typeface="Arial"/>
+        <a:font script="Hebr" typeface="Arial"/>
+        <a:font script="Thai" typeface="Cordia New"/>
+        <a:font script="Ethi" typeface="Nyala"/>
+        <a:font script="Beng" typeface="Vrinda"/>
+        <a:font script="Gujr" typeface="Shruti"/>
+        <a:font script="Khmr" typeface="DaunPenh"/>
+        <a:font script="Knda" typeface="Tunga"/>
+        <a:font script="Guru" typeface="Raavi"/>
+        <a:font script="Cans" typeface="Euphemia"/>
+        <a:font script="Cher" typeface="Plantagenet Cherokee"/>
+        <a:font script="Yiii" typeface="Microsoft Yi Baiti"/>
+        <a:font script="Tibt" typeface="Microsoft Himalaya"/>
+        <a:font script="Thaa" typeface="MV Boli"/>
+        <a:font script="Deva" typeface="Mangal"/>
+        <a:font script="Telu" typeface="Gautami"/>
+        <a:font script="Taml" typeface="Latha"/>
+        <a:font script="Syrc" typeface="Estrangelo Edessa"/>
+        <a:font script="Orya" typeface="Kalinga"/>
+        <a:font script="Mlym" typeface="Kartika"/>
+        <a:font script="Laoo" typeface="DokChampa"/>
+        <a:font script="Sinh" typeface="Iskoola Pota"/>
+        <a:font script="Mong" typeface="Mongolian Baiti"/>
+        <a:font script="Viet" typeface="Arial"/>
+        <a:font script="Uigh" typeface="Microsoft Uighur"/>
+        <a:font script="Geor" typeface="Sylfaen"/>
+        <a:font script="Armn" typeface="Arial"/>
+        <a:font script="Bugi" typeface="Leelawadee UI"/>
+        <a:font script="Bopo" typeface="Microsoft JhengHei"/>
+        <a:font script="Java" typeface="Javanese Text"/>
+        <a:font script="Lisu" typeface="Segoe UI"/>
+        <a:font script="Mymr" typeface="Myanmar Text"/>
+        <a:font script="Nkoo" typeface="Ebrima"/>
+        <a:font script="Olck" typeface="Nirmala UI"/>
+        <a:font script="Osma" typeface="Ebrima"/>
+        <a:font script="Phag" typeface="Phagspa"/>
+        <a:font script="Syrn" typeface="Estrangelo Edessa"/>
+        <a:font script="Syrj" typeface="Estrangelo Edessa"/>
+        <a:font script="Syre" typeface="Estrangelo Edessa"/>
+        <a:font script="Sora" typeface="Nirmala UI"/>
+        <a:font script="Tale" typeface="Microsoft Tai Le"/>
+        <a:font script="Talu" typeface="Microsoft New Tai Lue"/>
+        <a:font script="Tfng" typeface="Ebrima"/>
+      </a:minorFont>
+    </a:fontScheme>
+    <a:fmtScheme name="Office">
+      <a:fillStyleLst>
+        <a:solidFill>
+          <a:schemeClr val="phClr"/>
+        </a:solidFill>
+        <a:gradFill rotWithShape="1">
+          <a:gsLst>
+            <a:gs pos="0">
+              <a:schemeClr val="phClr">
+                <a:lumMod val="110000"/>
+                <a:satMod val="105000"/>
+                <a:tint val="67000"/>
+              </a:schemeClr>
+            </a:gs>
+            <a:gs pos="50000">
+              <a:schemeClr val="phClr">
+                <a:lumMod val="105000"/>
+                <a:satMod val="103000"/>
+                <a:tint val="73000"/>
+              </a:schemeClr>
+            </a:gs>
+            <a:gs pos="100000">
+              <a:schemeClr val="phClr">
+                <a:lumMod val="105000"/>
+                <a:satMod val="109000"/>
+                <a:tint val="81000"/>
+              </a:schemeClr>
+            </a:gs>
+          </a:gsLst>
+          <a:lin ang="5400000" scaled="0"/>
+        </a:gradFill>
+        <a:gradFill rotWithShape="1">
+          <a:gsLst>
+            <a:gs pos="0">
+              <a:schemeClr val="phClr">
+                <a:satMod val="103000"/>
+                <a:lumMod val="102000"/>
+                <a:tint val="94000"/>
+              </a:schemeClr>
+            </a:gs>
+            <a:gs pos="50000">
+              <a:schemeClr val="phClr">
+                <a:satMod val="110000"/>
+                <a:lumMod val="100000"/>
+                <a:shade val="100000"/>
+              </a:schemeClr>
+            </a:gs>
+            <a:gs pos="100000">
+              <a:schemeClr val="phClr">
+                <a:lumMod val="99000"/>
+                <a:satMod val="120000"/>
+                <a:shade val="78000"/>
+              </a:schemeClr>
+            </a:gs>
+          </a:gsLst>
+          <a:lin ang="5400000" scaled="0"/>
+        </a:gradFill>
+      </a:fillStyleLst>
+      <a:lnStyleLst>
+        <a:ln w="12700" cap="flat" cmpd="sng" algn="ctr">
+          <a:solidFill>
+            <a:schemeClr val="phClr"/>
+          </a:solidFill>
+          <a:prstDash val="solid"/>
+          <a:miter lim="800000"/>
+        </a:ln>
+        <a:ln w="19050" cap="flat" cmpd="sng" algn="ctr">
+          <a:solidFill>
+            <a:schemeClr val="phClr"/>
+          </a:solidFill>
+          <a:prstDash val="solid"/>
+          <a:miter lim="800000"/>
+        </a:ln>
+        <a:ln w="25400" cap="flat" cmpd="sng" algn="ctr">
+          <a:solidFill>
+            <a:schemeClr val="phClr"/>
+          </a:solidFill>
+          <a:prstDash val="solid"/>
+          <a:miter lim="800000"/>
+        </a:ln>
+      </a:lnStyleLst>
+      <a:effectStyleLst>
+        <a:effectStyle>
+          <a:effectLst/>
+        </a:effectStyle>
+        <a:effectStyle>
+          <a:effectLst/>
+        </a:effectStyle>
+        <a:effectStyle>
+          <a:effectLst>
+            <a:outerShdw blurRad="57150" dist="19050" dir="5400000" algn="ctr" rotWithShape="0">
+              <a:srgbClr val="000000">
+                <a:alpha val="63000"/>
+              </a:srgbClr>
+            </a:outerShdw>
+          </a:effectLst>
+        </a:effectStyle>
+      </a:effectStyleLst>
+      <a:bgFillStyleLst>
+        <a:solidFill>
+          <a:schemeClr val="phClr"/>
+        </a:solidFill>
+        <a:solidFill>
+          <a:schemeClr val="phClr">
+            <a:tint val="95000"/>
+            <a:satMod val="170000"/>
+          </a:schemeClr>
+        </a:solidFill>
+        <a:gradFill rotWithShape="1">
+          <a:gsLst>
+            <a:gs pos="0">
+              <a:schemeClr val="phClr">
+                <a:tint val="93000"/>
+                <a:satMod val="150000"/>
+                <a:shade val="98000"/>
+                <a:lumMod val="102000"/>
+              </a:schemeClr>
+            </a:gs>
+            <a:gs pos="50000">
+              <a:schemeClr val="phClr">
+                <a:tint val="98000"/>
+                <a:satMod val="130000"/>
+                <a:shade val="90000"/>
+                <a:lumMod val="103000"/>
+              </a:schemeClr>
+            </a:gs>
+            <a:gs pos="100000">
+              <a:schemeClr val="phClr">
+                <a:shade val="63000"/>
+                <a:satMod val="120000"/>
+              </a:schemeClr>
+            </a:gs>
+          </a:gsLst>
+          <a:lin ang="5400000" scaled="0"/>
+        </a:gradFill>
+      </a:bgFillStyleLst>
+    </a:fmtScheme>
+  </a:themeElements>
+  <a:objectDefaults>
+    <a:lnDef>
+      <a:spPr/>
+      <a:bodyPr/>
+      <a:lstStyle/>
+      <a:style>
+        <a:lnRef idx="2">
+          <a:schemeClr val="accent1"/>
+        </a:lnRef>
+        <a:fillRef idx="0">
+          <a:schemeClr val="accent1"/>
+        </a:fillRef>
+        <a:effectRef idx="1">
+          <a:schemeClr val="accent1"/>
+        </a:effectRef>
+        <a:fontRef idx="minor">
+          <a:schemeClr val="tx1"/>
+        </a:fontRef>
+      </a:style>
+    </a:lnDef>
+  </a:objectDefaults>
+  <a:extraClrSchemeLst/>
+  <a:extLst>
+    <a:ext uri="{05A4C25C-085E-4340-85A3-A5531E510DB2}">
+      <thm15:themeFamily xmlns:thm15="http://schemas.microsoft.com/office/thememl/2012/main" name="Office Theme" id="{2E142A2C-CD16-42D6-873A-C26D2A0506FA}" vid="{1BDDFF52-6CD6-40A5-AB3C-68EB2F1E4D0A}"/>
+    </a:ext>
+  </a:extLst>
+</a:theme>
 </file>
--- a/cv-download/Trinity_Pei_GIS.docx
+++ b/cv-download/Trinity_Pei_GIS.docx
@@ -294,7 +294,7 @@
         <w:rPr>
           <w:color w:val="222222"/>
         </w:rPr>
-        <w:t xml:space="preserve">Applied kernel density estimation and Getis-Ord Gi* hotspot analysis in ArcGIS Pro / QGIS to 30,000+ AirDNA listings along the Gold Coast, mapping STR concentration across tourist nodes and urban functional zones.</w:t>
+        <w:t xml:space="preserve">Investigated how major events shape short-term rental prices and spatial demand on the Gold Coast (2023–2025), motivated by its linear tourism geography and approaching cycle of major-event hosting, including the 2032 Brisbane Olympics.</w:t>
       </w:r>
     </w:p>
     <w:p>
@@ -310,7 +310,7 @@
         <w:rPr>
           <w:color w:val="222222"/>
         </w:rPr>
-        <w:t xml:space="preserve">Built a 2023–2025 time-series dataset (1,000+ samples) using Python (pandas, geopandas, scikit-learn); identified price volatility in core zones exceeding peripheral areas by 20%+.</w:t>
+        <w:t xml:space="preserve">Processed spatial data with Python (GeoPandas) for kernel density and Location Quotient mapping, then ran R-based fixed-effects regressions and analysis across ~4 million property-day observations and 27 verified events.</w:t>
       </w:r>
     </w:p>
     <w:p>
@@ -326,7 +326,7 @@
         <w:rPr>
           <w:color w:val="222222"/>
         </w:rPr>
-        <w:t xml:space="preserve">Translated spatial outputs into an event-driven dynamic pricing and tiered zoning framework, delivering stakeholder-ready reports 3× faster via LLM-assisted summarisation.</w:t>
+        <w:t xml:space="preserve">Revealed selective price premiums (sport +3.2%, festival +2.4%) shaped by event footprint geometry, with spatial demand patterns concentrating most sharply near circuit-type venues.</w:t>
       </w:r>
     </w:p>
     <w:p>
@@ -529,7 +529,7 @@
         <w:rPr>
           <w:color w:val="222222"/>
         </w:rPr>
-        <w:t xml:space="preserve">Developed cross-cultural communication skills and on-the-ground consumer behaviour intuition that complement quantitative spatial analysis.</w:t>
+        <w:t xml:space="preserve">Applied cross-cultural communication skills to read customer needs and personality through conversation, tailoring recommendations and service in real time.</w:t>
       </w:r>
     </w:p>
     <w:p>

--- a/cv-download/Trinity_Pei_GIS.docx
+++ b/cv-download/Trinity_Pei_GIS.docx
@@ -1,6 +1,6 @@
 
 <file path=word/document.xml><?xml version="1.0" encoding="utf-8"?>
-<w:document xmlns:wpc="http://schemas.microsoft.com/office/word/2010/wordprocessingCanvas" xmlns:cx="http://schemas.microsoft.com/office/drawing/2014/chartex" xmlns:cx1="http://schemas.microsoft.com/office/drawing/2015/9/8/chartex" xmlns:cx2="http://schemas.microsoft.com/office/drawing/2015/10/21/chartex" xmlns:cx3="http://schemas.microsoft.com/office/drawing/2016/5/9/chartex" xmlns:cx4="http://schemas.microsoft.com/office/drawing/2016/5/10/chartex" xmlns:cx5="http://schemas.microsoft.com/office/drawing/2016/5/11/chartex" xmlns:cx6="http://schemas.microsoft.com/office/drawing/2016/5/12/chartex" xmlns:cx7="http://schemas.microsoft.com/office/drawing/2016/5/13/chartex" xmlns:cx8="http://schemas.microsoft.com/office/drawing/2016/5/14/chartex" xmlns:mc="http://schemas.openxmlformats.org/markup-compatibility/2006" xmlns:m="http://schemas.openxmlformats.org/officeDocument/2006/math" xmlns:aink="http://schemas.microsoft.com/office/drawing/2016/ink" xmlns:am3d="http://schemas.microsoft.com/office/drawing/2017/model3d" xmlns:oel="http://schemas.microsoft.com/office/2019/extlst" xmlns:r="http://schemas.openxmlformats.org/officeDocument/2006/relationships" xmlns:wp14="http://schemas.microsoft.com/office/word/2010/wordprocessingDrawing" xmlns:wp="http://schemas.openxmlformats.org/drawingml/2006/wordprocessingDrawing" xmlns:wpg="http://schemas.microsoft.com/office/word/2010/wordprocessingGroup" xmlns:wpi="http://schemas.microsoft.com/office/word/2010/wordprocessingInk" xmlns:wps="http://schemas.microsoft.com/office/word/2010/wordprocessingShape" xmlns:o="urn:schemas-microsoft-com:office:office" xmlns:v="urn:schemas-microsoft-com:vml" xmlns:w10="urn:schemas-microsoft-com:office:word" xmlns:w="http://schemas.openxmlformats.org/wordprocessingml/2006/main" xmlns:w14="http://schemas.microsoft.com/office/word/2010/wordml" xmlns:w15="http://schemas.microsoft.com/office/word/2012/wordml" xmlns:w16cei="http://schemas.microsoft.com/office/word/2026/wordml/cei" xmlns:w16cex="http://schemas.microsoft.com/office/word/2018/wordml/cex" xmlns:w16cid="http://schemas.microsoft.com/office/word/2016/wordml/cid" xmlns:w16="http://schemas.microsoft.com/office/word/2018/wordml" xmlns:w16sdtdh="http://schemas.microsoft.com/office/word/2020/wordml/sdtdatahash" xmlns:w16sdtfl="http://schemas.microsoft.com/office/word/2024/wordml/sdtformatlock" xmlns:w16se="http://schemas.microsoft.com/office/word/2015/wordml/symex" xmlns:w16du="http://schemas.microsoft.com/office/word/2023/wordml/word16du" xmlns:wne="http://schemas.microsoft.com/office/word/2006/wordml" mc:Ignorable="w14 w15 w16se w16cid w16 w16cex w16sdtdh w16sdtfl w16du wp14">
+<w:document xmlns:wpc="http://schemas.microsoft.com/office/word/2010/wordprocessingCanvas" xmlns:cx="http://schemas.microsoft.com/office/drawing/2014/chartex" xmlns:cx1="http://schemas.microsoft.com/office/drawing/2015/9/8/chartex" xmlns:cx2="http://schemas.microsoft.com/office/drawing/2015/10/21/chartex" xmlns:cx3="http://schemas.microsoft.com/office/drawing/2016/5/9/chartex" xmlns:cx4="http://schemas.microsoft.com/office/drawing/2016/5/10/chartex" xmlns:cx5="http://schemas.microsoft.com/office/drawing/2016/5/11/chartex" xmlns:cx6="http://schemas.microsoft.com/office/drawing/2016/5/12/chartex" xmlns:cx7="http://schemas.microsoft.com/office/drawing/2016/5/13/chartex" xmlns:cx8="http://schemas.microsoft.com/office/drawing/2016/5/14/chartex" xmlns:mc="http://schemas.openxmlformats.org/markup-compatibility/2006" xmlns:m="http://schemas.openxmlformats.org/officeDocument/2006/math" xmlns:aink="http://schemas.microsoft.com/office/drawing/2016/ink" xmlns:am3d="http://schemas.microsoft.com/office/drawing/2017/model3d" xmlns:oel="http://schemas.microsoft.com/office/2019/extlst" xmlns:r="http://schemas.openxmlformats.org/officeDocument/2006/relationships" xmlns:wp14="http://schemas.microsoft.com/office/word/2010/wordprocessingDrawing" xmlns:wp="http://schemas.openxmlformats.org/drawingml/2006/wordprocessingDrawing" xmlns:wpg="http://schemas.microsoft.com/office/word/2010/wordprocessingGroup" xmlns:wpi="http://schemas.microsoft.com/office/word/2010/wordprocessingInk" xmlns:wps="http://schemas.microsoft.com/office/word/2010/wordprocessingShape" xmlns:o="urn:schemas-microsoft-com:office:office" xmlns:v="urn:schemas-microsoft-com:vml" xmlns:w10="urn:schemas-microsoft-com:office:word" xmlns:w="http://schemas.openxmlformats.org/wordprocessingml/2006/main" xmlns:w14="http://schemas.microsoft.com/office/word/2010/wordml" xmlns:w15="http://schemas.microsoft.com/office/word/2012/wordml" xmlns:w16cex="http://schemas.microsoft.com/office/word/2018/wordml/cex" xmlns:w16cid="http://schemas.microsoft.com/office/word/2016/wordml/cid" xmlns:w16="http://schemas.microsoft.com/office/word/2018/wordml" xmlns:w16sdtdh="http://schemas.microsoft.com/office/word/2020/wordml/sdtdatahash" xmlns:w16sdtfl="http://schemas.microsoft.com/office/word/2024/wordml/sdtformatlock" xmlns:w16se="http://schemas.microsoft.com/office/word/2015/wordml/symex" xmlns:w16du="http://schemas.microsoft.com/office/word/2023/wordml/word16du" xmlns:wne="http://schemas.microsoft.com/office/word/2006/wordml" mc:Ignorable="w14 w15 w16se w16cid w16 w16cex w16sdtdh w16sdtfl w16du wp14">
   <w:body>
     <w:p>
       <w:pPr>
@@ -50,7 +50,7 @@
         </w:rPr>
         <w:t xml:space="preserve"> | Portfolio / </w:t>
       </w:r>
-      <w:hyperlink r:id="rId8" w:history="1">
+      <w:hyperlink r:id="rId6" w:history="1">
         <w:r>
           <w:rPr>
             <w:color w:val="2F6F8F"/>
@@ -103,7 +103,7 @@
         <w:rPr>
           <w:color w:val="222222"/>
         </w:rPr>
-        <w:t xml:space="preserve">ergy and infrastructure challenges.</w:t>
+        <w:t>ergy and infrastructure challenges.</w:t>
       </w:r>
     </w:p>
     <w:p>
@@ -202,7 +202,7 @@
           <w:sz w:val="21"/>
           <w:szCs w:val="21"/>
         </w:rPr>
-        <w:t xml:space="preserve">Bachelor of Geographic Science — Huaiyin Normal University, China</w:t>
+        <w:t>Bachelor of Geographic Science — Huaiyin Normal University, China</w:t>
       </w:r>
       <w:r>
         <w:rPr>
@@ -294,7 +294,7 @@
         <w:rPr>
           <w:color w:val="222222"/>
         </w:rPr>
-        <w:t xml:space="preserve">Investigated how major events shape short-term rental prices and spatial demand on the Gold Coast (2023–2025), motivated by its linear tourism geography and approaching cycle of major-event hosting, including the 2032 Brisbane Olympics.</w:t>
+        <w:t>Investigated how major events shape short-term rental prices and spatial demand on the Gold Coast (2023–2025), motivated by its linear tourism geography and approaching cycle of major-event hosting, including the 2032 Brisbane Olympics.</w:t>
       </w:r>
     </w:p>
     <w:p>
@@ -310,7 +310,7 @@
         <w:rPr>
           <w:color w:val="222222"/>
         </w:rPr>
-        <w:t xml:space="preserve">Processed spatial data with Python (GeoPandas) for kernel density and Location Quotient mapping, then ran R-based fixed-effects regressions and analysis across ~4 million property-day observations and 27 verified events.</w:t>
+        <w:t>Processed spatial data with Python (GeoPandas) for kernel density and Location Quotient mapping, then ran R-based fixed-effects regressions and analysis across ~4 million property-day observations and 27 verified events.</w:t>
       </w:r>
     </w:p>
     <w:p>
@@ -326,7 +326,7 @@
         <w:rPr>
           <w:color w:val="222222"/>
         </w:rPr>
-        <w:t xml:space="preserve">Revealed selective price premiums (sport +3.2%, festival +2.4%) shaped by event footprint geometry, with spatial demand patterns concentrating most sharply near circuit-type venues.</w:t>
+        <w:t>Revealed selective price premiums (sport +3.2%, festival +2.4%) shaped by event footprint geometry, with spatial demand patterns concentrating most sharply near circuit-type venues.</w:t>
       </w:r>
     </w:p>
     <w:p>
@@ -387,7 +387,7 @@
         <w:rPr>
           <w:color w:val="222222"/>
         </w:rPr>
-        <w:t xml:space="preserve">Co-built 18 interactive Figma screens with teammates; optimisation lifted click-through conversion by 35% in testing.</w:t>
+        <w:t>Co-built 18 interactive Figma screens with teammates; optimisation lifted click-through conversion by 35% in testing.</w:t>
       </w:r>
     </w:p>
     <w:p>
@@ -425,7 +425,7 @@
           <w:sz w:val="21"/>
           <w:szCs w:val="21"/>
         </w:rPr>
-        <w:t xml:space="preserve">Data &amp; Commercial Operations Intern – Automotive | Bilibili, Shanghai</w:t>
+        <w:t>Data &amp; Commercial Operations Intern – Automotive | Bilibili, Shanghai</w:t>
       </w:r>
       <w:r>
         <w:rPr>
@@ -452,7 +452,7 @@
         <w:rPr>
           <w:color w:val="222222"/>
         </w:rPr>
-        <w:t xml:space="preserve">Built a data monitoring framework on first-party platform data, delivering 20+ weekly/monthly reports analysing traffic structure, creative performance and audience-matching to surface CTR and targeting issues.</w:t>
+        <w:t>Built a data monitoring framework on first-party platform data, delivering 20+ weekly/monthly reports analysing traffic structure, creative performance and audience-matching to surface CTR and targeting issues.</w:t>
       </w:r>
     </w:p>
     <w:p>
@@ -468,7 +468,7 @@
         <w:rPr>
           <w:color w:val="222222"/>
         </w:rPr>
-        <w:t xml:space="preserve">Applied Python + AI-assisted segmentation to define 10+ NEV client audience profiles (Huawei HIMA, Zeekr, Li Auto), lifting CTR by 15–25%.</w:t>
+        <w:t>Applied Python + AI-assisted segmentation to define 10+ NEV client audience profiles (Huawei HIMA, Zeekr, Li Auto), lifting CTR by 15–25%.</w:t>
       </w:r>
     </w:p>
     <w:p>
@@ -529,7 +529,7 @@
         <w:rPr>
           <w:color w:val="222222"/>
         </w:rPr>
-        <w:t xml:space="preserve">Applied cross-cultural communication skills to read customer needs and personality through conversation, tailoring recommendations and service in real time.</w:t>
+        <w:t>Applied cross-cultural communication skills to read customer needs and personality through conversation, tailoring recommendations and service in real time.</w:t>
       </w:r>
     </w:p>
     <w:p>
@@ -572,7 +572,7 @@
           <w:sz w:val="19"/>
           <w:szCs w:val="19"/>
         </w:rPr>
-        <w:t xml:space="preserve">ArcGIS Pro, QGIS, ENVI/ERDAS (basics), spatial analysis, hotspot &amp; network analysis, map visualisation, cartography, geocoding</w:t>
+        <w:t>ArcGIS Pro, QGIS, ENVI/ERDAS (basics), spatial analysis, hotspot &amp; network analysis, map visualisation, cartography, geocoding</w:t>
       </w:r>
     </w:p>
     <w:p>
@@ -595,7 +595,7 @@
           <w:sz w:val="19"/>
           <w:szCs w:val="19"/>
         </w:rPr>
-        <w:t xml:space="preserve">Python (pandas, geopandas, scikit-learn), R, SQL, Power BI, GlideApps (no-code app development); data cleaning, exploratory analysis, dashboarding, geospatial reporting</w:t>
+        <w:t>Python (pandas, geopandas, scikit-learn), R, SQL, Power BI, GlideApps; data cleaning, exploratory analysis, dashboarding, geospatial reporting</w:t>
       </w:r>
     </w:p>
     <w:p>
@@ -685,7 +685,7 @@
 </file>
 
 <file path=word/numbering.xml><?xml version="1.0" encoding="utf-8"?>
-<w:numbering xmlns:wpc="http://schemas.microsoft.com/office/word/2010/wordprocessingCanvas" xmlns:cx="http://schemas.microsoft.com/office/drawing/2014/chartex" xmlns:cx1="http://schemas.microsoft.com/office/drawing/2015/9/8/chartex" xmlns:cx2="http://schemas.microsoft.com/office/drawing/2015/10/21/chartex" xmlns:cx3="http://schemas.microsoft.com/office/drawing/2016/5/9/chartex" xmlns:cx4="http://schemas.microsoft.com/office/drawing/2016/5/10/chartex" xmlns:cx5="http://schemas.microsoft.com/office/drawing/2016/5/11/chartex" xmlns:cx6="http://schemas.microsoft.com/office/drawing/2016/5/12/chartex" xmlns:cx7="http://schemas.microsoft.com/office/drawing/2016/5/13/chartex" xmlns:cx8="http://schemas.microsoft.com/office/drawing/2016/5/14/chartex" xmlns:mc="http://schemas.openxmlformats.org/markup-compatibility/2006" xmlns:m="http://schemas.openxmlformats.org/officeDocument/2006/math" xmlns:aink="http://schemas.microsoft.com/office/drawing/2016/ink" xmlns:am3d="http://schemas.microsoft.com/office/drawing/2017/model3d" xmlns:oel="http://schemas.microsoft.com/office/2019/extlst" xmlns:r="http://schemas.openxmlformats.org/officeDocument/2006/relationships" xmlns:wp14="http://schemas.microsoft.com/office/word/2010/wordprocessingDrawing" xmlns:wp="http://schemas.openxmlformats.org/drawingml/2006/wordprocessingDrawing" xmlns:wpg="http://schemas.microsoft.com/office/word/2010/wordprocessingGroup" xmlns:wpi="http://schemas.microsoft.com/office/word/2010/wordprocessingInk" xmlns:wps="http://schemas.microsoft.com/office/word/2010/wordprocessingShape" xmlns:o="urn:schemas-microsoft-com:office:office" xmlns:v="urn:schemas-microsoft-com:vml" xmlns:w10="urn:schemas-microsoft-com:office:word" xmlns:w="http://schemas.openxmlformats.org/wordprocessingml/2006/main" xmlns:w14="http://schemas.microsoft.com/office/word/2010/wordml" xmlns:w15="http://schemas.microsoft.com/office/word/2012/wordml" xmlns:w16cei="http://schemas.microsoft.com/office/word/2026/wordml/cei" xmlns:w16cex="http://schemas.microsoft.com/office/word/2018/wordml/cex" xmlns:w16cid="http://schemas.microsoft.com/office/word/2016/wordml/cid" xmlns:w16="http://schemas.microsoft.com/office/word/2018/wordml" xmlns:w16sdtdh="http://schemas.microsoft.com/office/word/2020/wordml/sdtdatahash" xmlns:w16sdtfl="http://schemas.microsoft.com/office/word/2024/wordml/sdtformatlock" xmlns:w16se="http://schemas.microsoft.com/office/word/2015/wordml/symex" xmlns:w16du="http://schemas.microsoft.com/office/word/2023/wordml/word16du" xmlns:wne="http://schemas.microsoft.com/office/word/2006/wordml" mc:Ignorable="w14 w15 w16se w16cid w16 w16cex w16sdtdh w16sdtfl w16du wp14">
+<w:numbering xmlns:wpc="http://schemas.microsoft.com/office/word/2010/wordprocessingCanvas" xmlns:cx="http://schemas.microsoft.com/office/drawing/2014/chartex" xmlns:cx1="http://schemas.microsoft.com/office/drawing/2015/9/8/chartex" xmlns:cx2="http://schemas.microsoft.com/office/drawing/2015/10/21/chartex" xmlns:cx3="http://schemas.microsoft.com/office/drawing/2016/5/9/chartex" xmlns:cx4="http://schemas.microsoft.com/office/drawing/2016/5/10/chartex" xmlns:cx5="http://schemas.microsoft.com/office/drawing/2016/5/11/chartex" xmlns:cx6="http://schemas.microsoft.com/office/drawing/2016/5/12/chartex" xmlns:cx7="http://schemas.microsoft.com/office/drawing/2016/5/13/chartex" xmlns:cx8="http://schemas.microsoft.com/office/drawing/2016/5/14/chartex" xmlns:mc="http://schemas.openxmlformats.org/markup-compatibility/2006" xmlns:m="http://schemas.openxmlformats.org/officeDocument/2006/math" xmlns:aink="http://schemas.microsoft.com/office/drawing/2016/ink" xmlns:am3d="http://schemas.microsoft.com/office/drawing/2017/model3d" xmlns:oel="http://schemas.microsoft.com/office/2019/extlst" xmlns:r="http://schemas.openxmlformats.org/officeDocument/2006/relationships" xmlns:wp14="http://schemas.microsoft.com/office/word/2010/wordprocessingDrawing" xmlns:wp="http://schemas.openxmlformats.org/drawingml/2006/wordprocessingDrawing" xmlns:wpg="http://schemas.microsoft.com/office/word/2010/wordprocessingGroup" xmlns:wpi="http://schemas.microsoft.com/office/word/2010/wordprocessingInk" xmlns:wps="http://schemas.microsoft.com/office/word/2010/wordprocessingShape" xmlns:o="urn:schemas-microsoft-com:office:office" xmlns:v="urn:schemas-microsoft-com:vml" xmlns:w10="urn:schemas-microsoft-com:office:word" xmlns:w="http://schemas.openxmlformats.org/wordprocessingml/2006/main" xmlns:w14="http://schemas.microsoft.com/office/word/2010/wordml" xmlns:w15="http://schemas.microsoft.com/office/word/2012/wordml" xmlns:w16cex="http://schemas.microsoft.com/office/word/2018/wordml/cex" xmlns:w16cid="http://schemas.microsoft.com/office/word/2016/wordml/cid" xmlns:w16="http://schemas.microsoft.com/office/word/2018/wordml" xmlns:w16sdtdh="http://schemas.microsoft.com/office/word/2020/wordml/sdtdatahash" xmlns:w16sdtfl="http://schemas.microsoft.com/office/word/2024/wordml/sdtformatlock" xmlns:w16se="http://schemas.microsoft.com/office/word/2015/wordml/symex" xmlns:w16du="http://schemas.microsoft.com/office/word/2023/wordml/word16du" xmlns:wne="http://schemas.microsoft.com/office/word/2006/wordml" mc:Ignorable="w14 w15 w16se w16cid w16 w16cex w16sdtdh w16sdtfl w16du wp14">
   <w:abstractNum w:abstractNumId="0" w15:restartNumberingAfterBreak="0">
     <w:nsid w:val="3EBD2A8F"/>
     <w:multiLevelType w:val="hybridMultilevel"/>

--- a/cv-download/Trinity_Pei_GIS.docx
+++ b/cv-download/Trinity_Pei_GIS.docx
@@ -29,7 +29,39 @@
           <w:sz w:val="18"/>
           <w:szCs w:val="18"/>
         </w:rPr>
-        <w:t xml:space="preserve">Australia | trinitypei666@gmail.com | +61 489 148 500 | LinkedIn / </w:t>
+        <w:t xml:space="preserve">Australia | </w:t>
+      </w:r>
+      <w:r>
+        <w:rPr>
+          <w:color w:val="555555"/>
+          <w:sz w:val="18"/>
+          <w:szCs w:val="18"/>
+        </w:rPr>
+        <w:t>trinity.w.pei</w:t>
+      </w:r>
+      <w:r>
+        <w:rPr>
+          <w:color w:val="555555"/>
+          <w:sz w:val="18"/>
+          <w:szCs w:val="18"/>
+        </w:rPr>
+        <w:t>@</w:t>
+      </w:r>
+      <w:r>
+        <w:rPr>
+          <w:color w:val="555555"/>
+          <w:sz w:val="18"/>
+          <w:szCs w:val="18"/>
+        </w:rPr>
+        <w:t>gmail</w:t>
+      </w:r>
+      <w:r>
+        <w:rPr>
+          <w:color w:val="555555"/>
+          <w:sz w:val="18"/>
+          <w:szCs w:val="18"/>
+        </w:rPr>
+        <w:t xml:space="preserve">.com | +61 489 148 500 | LinkedIn / </w:t>
       </w:r>
       <w:hyperlink r:id="rId5" w:history="1">
         <w:r>
@@ -90,7 +122,20 @@
         <w:rPr>
           <w:color w:val="222222"/>
         </w:rPr>
-        <w:t xml:space="preserve">Master of Geographic Information Science (University of Queensland, 2026) with hands-on experience in spatial data analysis, remote sensing, and GIS-driven decision support. Skilled in ArcGIS Pro, QGIS, Python (geopandas, scikit-learn), SQL, and GlideApps for processing large geospatial datasets. Seeking a Spatial Analyst or GIS Analyst role in Australia to apply data-driven geospatial solutions to real-world planning, environmental, </w:t>
+        <w:t xml:space="preserve">Master of Geographic Information Science (University of Queensland, 2026) with hands-on experience in spatial data analysis, remote sensing, and GIS-driven decision support. Skilled in ArcGIS Pro, QGIS, Python (geopandas, scikit-learn), SQL, and </w:t>
+      </w:r>
+      <w:r>
+        <w:rPr>
+          <w:rFonts w:hint="eastAsia"/>
+          <w:color w:val="222222"/>
+        </w:rPr>
+        <w:t>R</w:t>
+      </w:r>
+      <w:r>
+        <w:rPr>
+          <w:color w:val="222222"/>
+        </w:rPr>
+        <w:t xml:space="preserve"> for processing large geospatial datasets. Seeking a Spatial Analyst or GIS Analyst role in Australia to apply data-driven geospatial solutions to real-world planning, environmental, </w:t>
       </w:r>
       <w:r>
         <w:rPr>
@@ -184,7 +229,13 @@
         <w:rPr>
           <w:color w:val="222222"/>
         </w:rPr>
-        <w:t>Coursework: Geographic Information Systems, Spatial Analysis &amp; Modelling, Earth Observation &amp; Remote Sensing Image Processing, Geospatial Processing &amp; Web Mapping, Landscape Ecology, Biogeography &amp; Geomorphology, Environmental Impact Assessment, Data Management &amp; Computing, Applied Research Methods</w:t>
+        <w:t xml:space="preserve">Coursework: Geographic Information Systems, Spatial Analysis &amp; Modelling, Earth Observation &amp; Remote Sensing Image Processing, Geospatial Processing &amp; Web Mapping, Landscape Ecology, Biogeography &amp; Geomorphology, Environmental Impact Assessment, Data Management &amp; Computing, </w:t>
+      </w:r>
+      <w:r>
+        <w:rPr>
+          <w:color w:val="222222"/>
+        </w:rPr>
+        <w:t>Business Information Systems Analysis and Design</w:t>
       </w:r>
     </w:p>
     <w:p>
@@ -486,7 +537,7 @@
           <w:sz w:val="21"/>
           <w:szCs w:val="21"/>
         </w:rPr>
-        <w:t>Sales Associate | David Jones (Premium Department Store), Brisbane</w:t>
+        <w:t>Sales Associate | David Jones, Brisbane</w:t>
       </w:r>
       <w:r>
         <w:rPr>
@@ -572,7 +623,25 @@
           <w:sz w:val="19"/>
           <w:szCs w:val="19"/>
         </w:rPr>
-        <w:t>ArcGIS Pro, QGIS, ENVI/ERDAS (basics), spatial analysis, hotspot &amp; network analysis, map visualisation, cartography, geocoding</w:t>
+        <w:t xml:space="preserve">ArcGIS Pro, QGIS, ENVI/ERDAS, spatial analysis, hotspot &amp; network analysis, map </w:t>
+      </w:r>
+      <w:proofErr w:type="spellStart"/>
+      <w:r>
+        <w:rPr>
+          <w:color w:val="222222"/>
+          <w:sz w:val="19"/>
+          <w:szCs w:val="19"/>
+        </w:rPr>
+        <w:t>visualisation</w:t>
+      </w:r>
+      <w:proofErr w:type="spellEnd"/>
+      <w:r>
+        <w:rPr>
+          <w:color w:val="222222"/>
+          <w:sz w:val="19"/>
+          <w:szCs w:val="19"/>
+        </w:rPr>
+        <w:t>, cartography, geocoding</w:t>
       </w:r>
     </w:p>
     <w:p>
@@ -741,6 +810,155 @@
     </w:lvl>
   </w:abstractNum>
   <w:abstractNum w:abstractNumId="1" w15:restartNumberingAfterBreak="0">
+    <w:nsid w:val="49174BD4"/>
+    <w:multiLevelType w:val="multilevel"/>
+    <w:tmpl w:val="803AC6AA"/>
+    <w:lvl w:ilvl="0">
+      <w:start w:val="1"/>
+      <w:numFmt w:val="bullet"/>
+      <w:lvlText w:val=""/>
+      <w:lvlJc w:val="left"/>
+      <w:pPr>
+        <w:tabs>
+          <w:tab w:val="num" w:pos="720"/>
+        </w:tabs>
+        <w:ind w:left="720" w:hanging="360"/>
+      </w:pPr>
+      <w:rPr>
+        <w:rFonts w:ascii="Symbol" w:hAnsi="Symbol" w:hint="default"/>
+        <w:sz w:val="20"/>
+      </w:rPr>
+    </w:lvl>
+    <w:lvl w:ilvl="1" w:tentative="1">
+      <w:start w:val="1"/>
+      <w:numFmt w:val="bullet"/>
+      <w:lvlText w:val="o"/>
+      <w:lvlJc w:val="left"/>
+      <w:pPr>
+        <w:tabs>
+          <w:tab w:val="num" w:pos="1440"/>
+        </w:tabs>
+        <w:ind w:left="1440" w:hanging="360"/>
+      </w:pPr>
+      <w:rPr>
+        <w:rFonts w:ascii="Courier New" w:hAnsi="Courier New" w:hint="default"/>
+        <w:sz w:val="20"/>
+      </w:rPr>
+    </w:lvl>
+    <w:lvl w:ilvl="2" w:tentative="1">
+      <w:start w:val="1"/>
+      <w:numFmt w:val="bullet"/>
+      <w:lvlText w:val=""/>
+      <w:lvlJc w:val="left"/>
+      <w:pPr>
+        <w:tabs>
+          <w:tab w:val="num" w:pos="2160"/>
+        </w:tabs>
+        <w:ind w:left="2160" w:hanging="360"/>
+      </w:pPr>
+      <w:rPr>
+        <w:rFonts w:ascii="Wingdings" w:hAnsi="Wingdings" w:hint="default"/>
+        <w:sz w:val="20"/>
+      </w:rPr>
+    </w:lvl>
+    <w:lvl w:ilvl="3" w:tentative="1">
+      <w:start w:val="1"/>
+      <w:numFmt w:val="bullet"/>
+      <w:lvlText w:val=""/>
+      <w:lvlJc w:val="left"/>
+      <w:pPr>
+        <w:tabs>
+          <w:tab w:val="num" w:pos="2880"/>
+        </w:tabs>
+        <w:ind w:left="2880" w:hanging="360"/>
+      </w:pPr>
+      <w:rPr>
+        <w:rFonts w:ascii="Wingdings" w:hAnsi="Wingdings" w:hint="default"/>
+        <w:sz w:val="20"/>
+      </w:rPr>
+    </w:lvl>
+    <w:lvl w:ilvl="4" w:tentative="1">
+      <w:start w:val="1"/>
+      <w:numFmt w:val="bullet"/>
+      <w:lvlText w:val=""/>
+      <w:lvlJc w:val="left"/>
+      <w:pPr>
+        <w:tabs>
+          <w:tab w:val="num" w:pos="3600"/>
+        </w:tabs>
+        <w:ind w:left="3600" w:hanging="360"/>
+      </w:pPr>
+      <w:rPr>
+        <w:rFonts w:ascii="Wingdings" w:hAnsi="Wingdings" w:hint="default"/>
+        <w:sz w:val="20"/>
+      </w:rPr>
+    </w:lvl>
+    <w:lvl w:ilvl="5" w:tentative="1">
+      <w:start w:val="1"/>
+      <w:numFmt w:val="bullet"/>
+      <w:lvlText w:val=""/>
+      <w:lvlJc w:val="left"/>
+      <w:pPr>
+        <w:tabs>
+          <w:tab w:val="num" w:pos="4320"/>
+        </w:tabs>
+        <w:ind w:left="4320" w:hanging="360"/>
+      </w:pPr>
+      <w:rPr>
+        <w:rFonts w:ascii="Wingdings" w:hAnsi="Wingdings" w:hint="default"/>
+        <w:sz w:val="20"/>
+      </w:rPr>
+    </w:lvl>
+    <w:lvl w:ilvl="6" w:tentative="1">
+      <w:start w:val="1"/>
+      <w:numFmt w:val="bullet"/>
+      <w:lvlText w:val=""/>
+      <w:lvlJc w:val="left"/>
+      <w:pPr>
+        <w:tabs>
+          <w:tab w:val="num" w:pos="5040"/>
+        </w:tabs>
+        <w:ind w:left="5040" w:hanging="360"/>
+      </w:pPr>
+      <w:rPr>
+        <w:rFonts w:ascii="Wingdings" w:hAnsi="Wingdings" w:hint="default"/>
+        <w:sz w:val="20"/>
+      </w:rPr>
+    </w:lvl>
+    <w:lvl w:ilvl="7" w:tentative="1">
+      <w:start w:val="1"/>
+      <w:numFmt w:val="bullet"/>
+      <w:lvlText w:val=""/>
+      <w:lvlJc w:val="left"/>
+      <w:pPr>
+        <w:tabs>
+          <w:tab w:val="num" w:pos="5760"/>
+        </w:tabs>
+        <w:ind w:left="5760" w:hanging="360"/>
+      </w:pPr>
+      <w:rPr>
+        <w:rFonts w:ascii="Wingdings" w:hAnsi="Wingdings" w:hint="default"/>
+        <w:sz w:val="20"/>
+      </w:rPr>
+    </w:lvl>
+    <w:lvl w:ilvl="8" w:tentative="1">
+      <w:start w:val="1"/>
+      <w:numFmt w:val="bullet"/>
+      <w:lvlText w:val=""/>
+      <w:lvlJc w:val="left"/>
+      <w:pPr>
+        <w:tabs>
+          <w:tab w:val="num" w:pos="6480"/>
+        </w:tabs>
+        <w:ind w:left="6480" w:hanging="360"/>
+      </w:pPr>
+      <w:rPr>
+        <w:rFonts w:ascii="Wingdings" w:hAnsi="Wingdings" w:hint="default"/>
+        <w:sz w:val="20"/>
+      </w:rPr>
+    </w:lvl>
+  </w:abstractNum>
+  <w:abstractNum w:abstractNumId="2" w15:restartNumberingAfterBreak="0">
     <w:nsid w:val="4A7B1E8A"/>
     <w:multiLevelType w:val="hybridMultilevel"/>
     <w:tmpl w:val="930E0D12"/>
@@ -827,7 +1045,7 @@
     </w:lvl>
   </w:abstractNum>
   <w:num w:numId="1" w16cid:durableId="2026517180">
-    <w:abstractNumId w:val="1"/>
+    <w:abstractNumId w:val="2"/>
     <w:lvlOverride w:ilvl="0">
       <w:startOverride w:val="1"/>
     </w:lvlOverride>
@@ -837,6 +1055,9 @@
     <w:lvlOverride w:ilvl="0">
       <w:startOverride w:val="1"/>
     </w:lvlOverride>
+  </w:num>
+  <w:num w:numId="3" w16cid:durableId="90125553">
+    <w:abstractNumId w:val="1"/>
   </w:num>
 </w:numbering>
 </file>
